--- a/doc/primoHomework/Documentazione_OrarioLezione.docx
+++ b/doc/primoHomework/Documentazione_OrarioLezione.docx
@@ -2,6 +2,49 @@
 <file path=word/document.xml><?xml version="1.0" encoding="utf-8"?>
 <w:document xmlns:wpc="http://schemas.microsoft.com/office/word/2010/wordprocessingCanvas" xmlns:cx="http://schemas.microsoft.com/office/drawing/2014/chartex" xmlns:cx1="http://schemas.microsoft.com/office/drawing/2015/9/8/chartex" xmlns:cx2="http://schemas.microsoft.com/office/drawing/2015/10/21/chartex" xmlns:cx3="http://schemas.microsoft.com/office/drawing/2016/5/9/chartex" xmlns:cx4="http://schemas.microsoft.com/office/drawing/2016/5/10/chartex" xmlns:cx5="http://schemas.microsoft.com/office/drawing/2016/5/11/chartex" xmlns:cx6="http://schemas.microsoft.com/office/drawing/2016/5/12/chartex" xmlns:cx7="http://schemas.microsoft.com/office/drawing/2016/5/13/chartex" xmlns:cx8="http://schemas.microsoft.com/office/drawing/2016/5/14/chartex" xmlns:mc="http://schemas.openxmlformats.org/markup-compatibility/2006" xmlns:aink="http://schemas.microsoft.com/office/drawing/2016/ink" xmlns:am3d="http://schemas.microsoft.com/office/drawing/2017/model3d" xmlns:o="urn:schemas-microsoft-com:office:office" xmlns:oel="http://schemas.microsoft.com/office/2019/extlst" xmlns:r="http://schemas.openxmlformats.org/officeDocument/2006/relationships" xmlns:m="http://schemas.openxmlformats.org/officeDocument/2006/math" xmlns:v="urn:schemas-microsoft-com:vml" xmlns:wp14="http://schemas.microsoft.com/office/word/2010/wordprocessingDrawing" xmlns:wp="http://schemas.openxmlformats.org/drawingml/2006/wordprocessingDrawing" xmlns:w10="urn:schemas-microsoft-com:office:word" xmlns:w="http://schemas.openxmlformats.org/wordprocessingml/2006/main" xmlns:w14="http://schemas.microsoft.com/office/word/2010/wordml" xmlns:w15="http://schemas.microsoft.com/office/word/2012/wordml" xmlns:w16cex="http://schemas.microsoft.com/office/word/2018/wordml/cex" xmlns:w16cid="http://schemas.microsoft.com/office/word/2016/wordml/cid" xmlns:w16="http://schemas.microsoft.com/office/word/2018/wordml" xmlns:w16du="http://schemas.microsoft.com/office/word/2023/wordml/word16du" xmlns:w16sdtdh="http://schemas.microsoft.com/office/word/2020/wordml/sdtdatahash" xmlns:w16se="http://schemas.microsoft.com/office/word/2015/wordml/symex" xmlns:wpg="http://schemas.microsoft.com/office/word/2010/wordprocessingGroup" xmlns:wpi="http://schemas.microsoft.com/office/word/2010/wordprocessingInk" xmlns:wne="http://schemas.microsoft.com/office/word/2006/wordml" xmlns:wps="http://schemas.microsoft.com/office/word/2010/wordprocessingShape" mc:Ignorable="w14 w15 w16se w16cid w16 w16cex w16sdtdh w16du wp14">
   <w:body>
+    <w:p>
+      <w:pPr>
+        <w:spacing w:before="400" w:after="200"/>
+        <w:jc w:val="center"/>
+      </w:pPr>
+      <w:r>
+        <w:rPr>
+          <w:b/>
+          <w:bCs/>
+          <w:color w:val="1F5C8B"/>
+          <w:sz w:val="48"/>
+          <w:szCs w:val="48"/>
+        </w:rPr>
+        <w:t>Documentazione Sistema Gestione Orari Universitari</w:t>
+      </w:r>
+    </w:p>
+    <w:p>
+      <w:pPr>
+        <w:spacing w:before="100" w:after="100"/>
+        <w:jc w:val="center"/>
+      </w:pPr>
+      <w:r>
+        <w:rPr>
+          <w:color w:val="666666"/>
+          <w:sz w:val="24"/>
+          <w:szCs w:val="24"/>
+        </w:rPr>
+        <w:t xml:space="preserve">Gruppo </w:t>
+      </w:r>
+      <w:r>
+        <w:rPr>
+          <w:color w:val="666666"/>
+          <w:sz w:val="24"/>
+          <w:szCs w:val="24"/>
+        </w:rPr>
+        <w:t>14</w:t>
+      </w:r>
+    </w:p>
+    <w:p>
+      <w:pPr>
+        <w:pStyle w:val="Titolo1"/>
+      </w:pPr>
+    </w:p>
     <w:p>
       <w:pPr>
         <w:pStyle w:val="Titolo1"/>
@@ -147,6 +190,7 @@
           <w:b/>
           <w:bCs/>
         </w:rPr>
+        <w:lastRenderedPageBreak/>
         <w:t>Di seguito vengono descritti gli</w:t>
       </w:r>
       <w:r>
@@ -331,11 +375,9 @@
             <w:tcW w:w="1925" w:type="dxa"/>
           </w:tcPr>
           <w:p>
-            <w:proofErr w:type="spellStart"/>
             <w:r>
               <w:t>String</w:t>
             </w:r>
-            <w:proofErr w:type="spellEnd"/>
           </w:p>
         </w:tc>
         <w:tc>
@@ -378,11 +420,9 @@
             <w:tcW w:w="1925" w:type="dxa"/>
           </w:tcPr>
           <w:p>
-            <w:proofErr w:type="spellStart"/>
             <w:r>
               <w:t>String</w:t>
             </w:r>
-            <w:proofErr w:type="spellEnd"/>
           </w:p>
         </w:tc>
         <w:tc>
@@ -425,11 +465,9 @@
             <w:tcW w:w="1925" w:type="dxa"/>
           </w:tcPr>
           <w:p>
-            <w:proofErr w:type="spellStart"/>
             <w:r>
               <w:t>String</w:t>
             </w:r>
-            <w:proofErr w:type="spellEnd"/>
           </w:p>
         </w:tc>
         <w:tc>
@@ -472,11 +510,9 @@
             <w:tcW w:w="1925" w:type="dxa"/>
           </w:tcPr>
           <w:p>
-            <w:proofErr w:type="spellStart"/>
             <w:r>
               <w:t>String</w:t>
             </w:r>
-            <w:proofErr w:type="spellEnd"/>
           </w:p>
         </w:tc>
         <w:tc>
@@ -510,7 +546,6 @@
           </w:tcPr>
           <w:p>
             <w:r>
-              <w:lastRenderedPageBreak/>
               <w:t>cognome</w:t>
             </w:r>
           </w:p>
@@ -520,11 +555,9 @@
             <w:tcW w:w="1925" w:type="dxa"/>
           </w:tcPr>
           <w:p>
-            <w:proofErr w:type="spellStart"/>
             <w:r>
               <w:t>String</w:t>
             </w:r>
-            <w:proofErr w:type="spellEnd"/>
           </w:p>
         </w:tc>
         <w:tc>
@@ -555,24 +588,13 @@
     <w:bookmarkEnd w:id="0"/>
     <w:p>
       <w:r>
-        <w:t xml:space="preserve">Tutti gli attributi sono </w:t>
-      </w:r>
-      <w:proofErr w:type="spellStart"/>
-      <w:r>
-        <w:t>protected</w:t>
-      </w:r>
-      <w:proofErr w:type="spellEnd"/>
-      <w:r>
-        <w:t xml:space="preserve"> per renderli accessibili direttamente nelle sottoclassi senza ricorrere a getter ridondanti, mantenendo comunque l'incapsulamento rispetto al resto del sistema</w:t>
+        <w:t>Tutti gli attributi sono protected per renderli accessibili direttamente nelle sottoclassi senza ricorrere a getter ridondanti, mantenendo comunque l'incapsulamento rispetto al resto del sistema</w:t>
       </w:r>
       <w:r>
         <w:t>(</w:t>
       </w:r>
       <w:r>
-        <w:t xml:space="preserve"> </w:t>
-      </w:r>
-      <w:r>
-        <w:t>semplificazione voluta a discapito dell'incapsulamento stretto</w:t>
+        <w:t xml:space="preserve"> semplificazione voluta a discapito dell'incapsulamento stretto</w:t>
       </w:r>
       <w:r>
         <w:t>).</w:t>
@@ -602,38 +624,12 @@
           <w:bCs/>
           <w:color w:val="0070C0"/>
         </w:rPr>
-        <w:t>-Metodo login(</w:t>
-      </w:r>
-      <w:proofErr w:type="spellStart"/>
-      <w:r>
-        <w:rPr>
-          <w:b/>
-          <w:bCs/>
-          <w:color w:val="0070C0"/>
-        </w:rPr>
-        <w:t>login,password</w:t>
-      </w:r>
-      <w:proofErr w:type="spellEnd"/>
-      <w:r>
-        <w:rPr>
-          <w:b/>
-          <w:bCs/>
-          <w:color w:val="0070C0"/>
-        </w:rPr>
-        <w:t xml:space="preserve">) </w:t>
-      </w:r>
-    </w:p>
-    <w:p>
-      <w:r>
-        <w:t xml:space="preserve">Verifica le credenziali confrontando i valori passati con quelli memorizzati. Restituisce </w:t>
-      </w:r>
-      <w:proofErr w:type="spellStart"/>
-      <w:r>
-        <w:t>true</w:t>
-      </w:r>
-      <w:proofErr w:type="spellEnd"/>
-      <w:r>
-        <w:t xml:space="preserve"> se entrambi corrispondono, false altrimenti. La scelta di definirlo nella classe base permette a tutte le sottoclassi di ereditarlo senza re implementarlo.</w:t>
+        <w:t xml:space="preserve">-Metodo login(login,password) </w:t>
+      </w:r>
+    </w:p>
+    <w:p>
+      <w:r>
+        <w:t>Verifica le credenziali confrontando i valori passati con quelli memorizzati. Restituisce true se entrambi corrispondono, false altrimenti. La scelta di definirlo nella classe base permette a tutte le sottoclassi di ereditarlo senza re implementarlo.</w:t>
       </w:r>
     </w:p>
     <w:p/>
@@ -657,21 +653,7 @@
         <w:rPr>
           <w:rFonts w:ascii="Arial" w:eastAsia="Arial" w:hAnsi="Arial" w:cs="Arial"/>
         </w:rPr>
-        <w:t xml:space="preserve">Studente estende Utente aggiungendo gli attributi specifici richiesti dalla traccia: la matricola, l'anno </w:t>
-      </w:r>
-      <w:proofErr w:type="spellStart"/>
-      <w:r>
-        <w:rPr>
-          <w:rFonts w:ascii="Arial" w:eastAsia="Arial" w:hAnsi="Arial" w:cs="Arial"/>
-        </w:rPr>
-        <w:t>di</w:t>
-      </w:r>
-      <w:proofErr w:type="spellEnd"/>
-      <w:r>
-        <w:rPr>
-          <w:rFonts w:ascii="Arial" w:eastAsia="Arial" w:hAnsi="Arial" w:cs="Arial"/>
-        </w:rPr>
-        <w:t xml:space="preserve"> corso e la facoltà. Questi ultimi due attributi sono necessari per filtrare correttamente l'orario da visualizzare.</w:t>
+        <w:t>Studente estende Utente aggiungendo gli attributi specifici richiesti dalla traccia: la matricola, l'anno di corso e la facoltà. Questi ultimi due attributi sono necessari per filtrare correttamente l'orario da visualizzare.</w:t>
       </w:r>
     </w:p>
     <w:tbl>
@@ -798,21 +780,8 @@
             <w:tcW w:w="1925" w:type="dxa"/>
           </w:tcPr>
           <w:p>
-            <w:proofErr w:type="spellStart"/>
-            <w:r>
-              <w:t>String</w:t>
-            </w:r>
-            <w:proofErr w:type="spellEnd"/>
-            <w:r>
-              <w:t>(</w:t>
-            </w:r>
-            <w:proofErr w:type="spellStart"/>
-            <w:r>
-              <w:t>final</w:t>
-            </w:r>
-            <w:proofErr w:type="spellEnd"/>
-            <w:r>
-              <w:t>)</w:t>
+            <w:r>
+              <w:t>String(final)</w:t>
             </w:r>
           </w:p>
         </w:tc>
@@ -843,21 +812,7 @@
               <w:rPr>
                 <w:rFonts w:ascii="Arial" w:eastAsia="Arial" w:hAnsi="Arial" w:cs="Arial"/>
               </w:rPr>
-              <w:t xml:space="preserve">Matricola è dichiarata </w:t>
-            </w:r>
-            <w:proofErr w:type="spellStart"/>
-            <w:r>
-              <w:rPr>
-                <w:rFonts w:ascii="Arial" w:eastAsia="Arial" w:hAnsi="Arial" w:cs="Arial"/>
-              </w:rPr>
-              <w:t>final</w:t>
-            </w:r>
-            <w:proofErr w:type="spellEnd"/>
-            <w:r>
-              <w:rPr>
-                <w:rFonts w:ascii="Arial" w:eastAsia="Arial" w:hAnsi="Arial" w:cs="Arial"/>
-              </w:rPr>
-              <w:t xml:space="preserve"> perché, una volta assegnata, non deve poter cambiare per l'intera vita dell'oggetto(studente</w:t>
+              <w:t>Matricola è dichiarata final perché, una volta assegnata, non deve poter cambiare per l'intera vita dell'oggetto(studente</w:t>
             </w:r>
             <w:r>
               <w:rPr>
@@ -874,11 +829,9 @@
             <w:tcW w:w="1925" w:type="dxa"/>
           </w:tcPr>
           <w:p>
-            <w:proofErr w:type="spellStart"/>
             <w:r>
               <w:t>annoDiCorso</w:t>
             </w:r>
-            <w:proofErr w:type="spellEnd"/>
           </w:p>
         </w:tc>
         <w:tc>
@@ -886,11 +839,9 @@
             <w:tcW w:w="1925" w:type="dxa"/>
           </w:tcPr>
           <w:p>
-            <w:proofErr w:type="spellStart"/>
             <w:r>
               <w:t>String</w:t>
             </w:r>
-            <w:proofErr w:type="spellEnd"/>
           </w:p>
         </w:tc>
         <w:tc>
@@ -930,11 +881,9 @@
             <w:tcW w:w="1925" w:type="dxa"/>
           </w:tcPr>
           <w:p>
-            <w:proofErr w:type="spellStart"/>
             <w:r>
               <w:t>String</w:t>
             </w:r>
-            <w:proofErr w:type="spellEnd"/>
           </w:p>
         </w:tc>
         <w:tc>
@@ -982,6 +931,7 @@
           <w:bCs/>
           <w:color w:val="0070C0"/>
         </w:rPr>
+        <w:lastRenderedPageBreak/>
         <w:t xml:space="preserve">2.2.1 </w:t>
       </w:r>
       <w:r>
@@ -990,93 +940,91 @@
           <w:bCs/>
           <w:color w:val="0070C0"/>
         </w:rPr>
-        <w:t xml:space="preserve">Metodo </w:t>
-      </w:r>
-      <w:proofErr w:type="spellStart"/>
+        <w:t>Metodo visualizzaOrario(…)</w:t>
+      </w:r>
       <w:r>
         <w:rPr>
           <w:b/>
           <w:bCs/>
           <w:color w:val="0070C0"/>
         </w:rPr>
-        <w:t>visualizzaOrario</w:t>
-      </w:r>
-      <w:proofErr w:type="spellEnd"/>
-      <w:r>
+        <w:t xml:space="preserve"> </w:t>
+      </w:r>
+    </w:p>
+    <w:p>
+      <w:pPr>
+        <w:spacing w:before="80" w:after="80"/>
+      </w:pPr>
+      <w:r>
+        <w:rPr>
+          <w:rFonts w:ascii="Arial" w:eastAsia="Arial" w:hAnsi="Arial" w:cs="Arial"/>
+        </w:rPr>
+        <w:t>Riceve un oggetto Orario e ne verifica la compatibilità con il proprio anno di corso e la propria facoltà. Se i valori corrispondono restituisce l'orario; in caso contrario stampa un messaggio di avviso e restituisce un Orario vuoto.</w:t>
+      </w:r>
+    </w:p>
+    <w:p>
+      <w:pPr>
+        <w:spacing w:before="80" w:after="80"/>
+      </w:pPr>
+      <w:r>
+        <w:rPr>
+          <w:rFonts w:ascii="Arial" w:eastAsia="Arial" w:hAnsi="Arial" w:cs="Arial"/>
+        </w:rPr>
+        <w:t xml:space="preserve">Nota progettuale: In futuro potrebbe essere aggiunto un vero e proprio attributo come “orario corrente” per il singolo studente per </w:t>
+      </w:r>
+      <w:r>
+        <w:rPr>
+          <w:rFonts w:ascii="Arial" w:eastAsia="Arial" w:hAnsi="Arial" w:cs="Arial"/>
+        </w:rPr>
+        <w:t>mantenere un</w:t>
+      </w:r>
+      <w:r>
+        <w:rPr>
+          <w:rFonts w:ascii="Arial" w:eastAsia="Arial" w:hAnsi="Arial" w:cs="Arial"/>
+        </w:rPr>
+        <w:t xml:space="preserve"> riferimento costante a un orario, dove venga richiesto, ma per il momento lo studente ha piena libertà di visualizzare qualsiasi orario.</w:t>
+      </w:r>
+    </w:p>
+    <w:p>
+      <w:pPr>
+        <w:rPr>
+          <w:b/>
+          <w:bCs/>
+        </w:rPr>
+      </w:pPr>
+    </w:p>
+    <w:p>
+      <w:pPr>
+        <w:pStyle w:val="Titolo3"/>
         <w:rPr>
           <w:b/>
           <w:bCs/>
           <w:color w:val="0070C0"/>
         </w:rPr>
-        <w:t>(…)</w:t>
-      </w:r>
+      </w:pPr>
       <w:r>
         <w:rPr>
           <w:b/>
           <w:bCs/>
           <w:color w:val="0070C0"/>
         </w:rPr>
-        <w:t xml:space="preserve"> </w:t>
-      </w:r>
-    </w:p>
-    <w:p>
-      <w:pPr>
-        <w:spacing w:before="80" w:after="80"/>
-      </w:pPr>
-      <w:r>
-        <w:rPr>
-          <w:rFonts w:ascii="Arial" w:eastAsia="Arial" w:hAnsi="Arial" w:cs="Arial"/>
-        </w:rPr>
-        <w:t>Riceve un oggetto Orario e ne verifica la compatibilità con il proprio anno di corso e la propria facoltà. Se i valori corrispondono restituisce l'orario; in caso contrario stampa un messaggio di avviso e restituisce un Orario vuoto.</w:t>
-      </w:r>
-    </w:p>
-    <w:p>
-      <w:pPr>
-        <w:spacing w:before="80" w:after="80"/>
-      </w:pPr>
-      <w:r>
-        <w:rPr>
-          <w:rFonts w:ascii="Arial" w:eastAsia="Arial" w:hAnsi="Arial" w:cs="Arial"/>
-        </w:rPr>
-        <w:t xml:space="preserve">Nota progettuale: In futuro potrebbe essere aggiunto un vero e proprio attributo come “orario corrente” per il singolo studente per </w:t>
-      </w:r>
-      <w:r>
-        <w:rPr>
-          <w:rFonts w:ascii="Arial" w:eastAsia="Arial" w:hAnsi="Arial" w:cs="Arial"/>
-        </w:rPr>
-        <w:t>mantenere un</w:t>
-      </w:r>
-      <w:r>
-        <w:rPr>
-          <w:rFonts w:ascii="Arial" w:eastAsia="Arial" w:hAnsi="Arial" w:cs="Arial"/>
-        </w:rPr>
-        <w:t xml:space="preserve"> riferimento costante a un orario, dove venga richiesto, ma per il momento lo studente ha piena libertà di visualizzare qualsiasi orario.</w:t>
-      </w:r>
-    </w:p>
-    <w:p>
-      <w:pPr>
-        <w:rPr>
-          <w:b/>
-          <w:bCs/>
-        </w:rPr>
-      </w:pPr>
-    </w:p>
-    <w:p>
-      <w:pPr>
-        <w:pStyle w:val="Titolo3"/>
+        <w:t xml:space="preserve">2.2.2 </w:t>
+      </w:r>
+      <w:r>
         <w:rPr>
           <w:b/>
           <w:bCs/>
           <w:color w:val="0070C0"/>
         </w:rPr>
-      </w:pPr>
+        <w:t>Metodo protected String getMatricola(</w:t>
+      </w:r>
       <w:r>
         <w:rPr>
           <w:b/>
           <w:bCs/>
           <w:color w:val="0070C0"/>
         </w:rPr>
-        <w:t xml:space="preserve">2.2.2 </w:t>
+        <w:t>…</w:t>
       </w:r>
       <w:r>
         <w:rPr>
@@ -1084,76 +1032,6 @@
           <w:bCs/>
           <w:color w:val="0070C0"/>
         </w:rPr>
-        <w:t xml:space="preserve">Metodo </w:t>
-      </w:r>
-      <w:proofErr w:type="spellStart"/>
-      <w:r>
-        <w:rPr>
-          <w:b/>
-          <w:bCs/>
-          <w:color w:val="0070C0"/>
-        </w:rPr>
-        <w:t>protected</w:t>
-      </w:r>
-      <w:proofErr w:type="spellEnd"/>
-      <w:r>
-        <w:rPr>
-          <w:b/>
-          <w:bCs/>
-          <w:color w:val="0070C0"/>
-        </w:rPr>
-        <w:t xml:space="preserve"> </w:t>
-      </w:r>
-      <w:proofErr w:type="spellStart"/>
-      <w:r>
-        <w:rPr>
-          <w:b/>
-          <w:bCs/>
-          <w:color w:val="0070C0"/>
-        </w:rPr>
-        <w:t>String</w:t>
-      </w:r>
-      <w:proofErr w:type="spellEnd"/>
-      <w:r>
-        <w:rPr>
-          <w:b/>
-          <w:bCs/>
-          <w:color w:val="0070C0"/>
-        </w:rPr>
-        <w:t xml:space="preserve"> </w:t>
-      </w:r>
-      <w:proofErr w:type="spellStart"/>
-      <w:r>
-        <w:rPr>
-          <w:b/>
-          <w:bCs/>
-          <w:color w:val="0070C0"/>
-        </w:rPr>
-        <w:t>getMatricola</w:t>
-      </w:r>
-      <w:proofErr w:type="spellEnd"/>
-      <w:r>
-        <w:rPr>
-          <w:b/>
-          <w:bCs/>
-          <w:color w:val="0070C0"/>
-        </w:rPr>
-        <w:t>(</w:t>
-      </w:r>
-      <w:r>
-        <w:rPr>
-          <w:b/>
-          <w:bCs/>
-          <w:color w:val="0070C0"/>
-        </w:rPr>
-        <w:t>…</w:t>
-      </w:r>
-      <w:r>
-        <w:rPr>
-          <w:b/>
-          <w:bCs/>
-          <w:color w:val="0070C0"/>
-        </w:rPr>
         <w:t>)</w:t>
       </w:r>
     </w:p>
@@ -1169,21 +1047,7 @@
         <w:rPr>
           <w:color w:val="000000" w:themeColor="text1"/>
         </w:rPr>
-        <w:t xml:space="preserve">Restituisce la matricola di uno studente. La visibilità è </w:t>
-      </w:r>
-      <w:proofErr w:type="spellStart"/>
-      <w:r>
-        <w:rPr>
-          <w:color w:val="000000" w:themeColor="text1"/>
-        </w:rPr>
-        <w:t>protected</w:t>
-      </w:r>
-      <w:proofErr w:type="spellEnd"/>
-      <w:r>
-        <w:rPr>
-          <w:color w:val="000000" w:themeColor="text1"/>
-        </w:rPr>
-        <w:t xml:space="preserve"> per non permettere l’uso di questo metodo al difuori del package. </w:t>
+        <w:t xml:space="preserve">Restituisce la matricola di uno studente. La visibilità è protected per non permettere l’uso di questo metodo al difuori del package. </w:t>
       </w:r>
     </w:p>
     <w:p>
@@ -1331,11 +1195,9 @@
             <w:tcW w:w="1925" w:type="dxa"/>
           </w:tcPr>
           <w:p>
-            <w:proofErr w:type="spellStart"/>
             <w:r>
               <w:t>materie_Ins</w:t>
             </w:r>
-            <w:proofErr w:type="spellEnd"/>
           </w:p>
         </w:tc>
         <w:tc>
@@ -1349,11 +1211,9 @@
             <w:r>
               <w:t>&lt;</w:t>
             </w:r>
-            <w:proofErr w:type="spellStart"/>
             <w:r>
               <w:t>String</w:t>
             </w:r>
-            <w:proofErr w:type="spellEnd"/>
             <w:r>
               <w:t>&gt;</w:t>
             </w:r>
@@ -1439,7 +1299,6 @@
         <w:spacing w:before="40" w:after="40" w:line="240" w:lineRule="auto"/>
         <w:contextualSpacing w:val="0"/>
       </w:pPr>
-      <w:proofErr w:type="spellStart"/>
       <w:r>
         <w:rPr>
           <w:rFonts w:eastAsia="Arial" w:cs="Arial"/>
@@ -1450,28 +1309,7 @@
         <w:rPr>
           <w:rFonts w:eastAsia="Arial" w:cs="Arial"/>
         </w:rPr>
-        <w:t>ddMateria</w:t>
-      </w:r>
-      <w:proofErr w:type="spellEnd"/>
-      <w:r>
-        <w:rPr>
-          <w:rFonts w:eastAsia="Arial" w:cs="Arial"/>
-        </w:rPr>
-        <w:t>(</w:t>
-      </w:r>
-      <w:proofErr w:type="spellStart"/>
-      <w:r>
-        <w:rPr>
-          <w:rFonts w:eastAsia="Arial" w:cs="Arial"/>
-        </w:rPr>
-        <w:t>String</w:t>
-      </w:r>
-      <w:proofErr w:type="spellEnd"/>
-      <w:r>
-        <w:rPr>
-          <w:rFonts w:eastAsia="Arial" w:cs="Arial"/>
-        </w:rPr>
-        <w:t>): aggiunge una singola materia alla lista.</w:t>
+        <w:t>ddMateria(String): aggiunge una singola materia alla lista.</w:t>
       </w:r>
     </w:p>
     <w:p>
@@ -1484,7 +1322,6 @@
         <w:spacing w:before="40" w:after="40" w:line="240" w:lineRule="auto"/>
         <w:contextualSpacing w:val="0"/>
       </w:pPr>
-      <w:proofErr w:type="spellStart"/>
       <w:r>
         <w:rPr>
           <w:rFonts w:eastAsia="Arial" w:cs="Arial"/>
@@ -1495,28 +1332,7 @@
         <w:rPr>
           <w:rFonts w:eastAsia="Arial" w:cs="Arial"/>
         </w:rPr>
-        <w:t>emoveMateria</w:t>
-      </w:r>
-      <w:proofErr w:type="spellEnd"/>
-      <w:r>
-        <w:rPr>
-          <w:rFonts w:eastAsia="Arial" w:cs="Arial"/>
-        </w:rPr>
-        <w:t>(</w:t>
-      </w:r>
-      <w:proofErr w:type="spellStart"/>
-      <w:r>
-        <w:rPr>
-          <w:rFonts w:eastAsia="Arial" w:cs="Arial"/>
-        </w:rPr>
-        <w:t>String</w:t>
-      </w:r>
-      <w:proofErr w:type="spellEnd"/>
-      <w:r>
-        <w:rPr>
-          <w:rFonts w:eastAsia="Arial" w:cs="Arial"/>
-        </w:rPr>
-        <w:t>): rimuove una singola materia dalla lista.</w:t>
+        <w:t>emoveMateria(String): rimuove una singola materia dalla lista.</w:t>
       </w:r>
     </w:p>
     <w:p>
@@ -1529,7 +1345,6 @@
         <w:spacing w:before="40" w:after="40" w:line="240" w:lineRule="auto"/>
         <w:contextualSpacing w:val="0"/>
       </w:pPr>
-      <w:proofErr w:type="spellStart"/>
       <w:r>
         <w:rPr>
           <w:rFonts w:eastAsia="Arial" w:cs="Arial"/>
@@ -1540,28 +1355,7 @@
         <w:rPr>
           <w:rFonts w:eastAsia="Arial" w:cs="Arial"/>
         </w:rPr>
-        <w:t>nserisciMaterie</w:t>
-      </w:r>
-      <w:proofErr w:type="spellEnd"/>
-      <w:r>
-        <w:rPr>
-          <w:rFonts w:eastAsia="Arial" w:cs="Arial"/>
-        </w:rPr>
-        <w:t>(List&lt;</w:t>
-      </w:r>
-      <w:proofErr w:type="spellStart"/>
-      <w:r>
-        <w:rPr>
-          <w:rFonts w:eastAsia="Arial" w:cs="Arial"/>
-        </w:rPr>
-        <w:t>String</w:t>
-      </w:r>
-      <w:proofErr w:type="spellEnd"/>
-      <w:r>
-        <w:rPr>
-          <w:rFonts w:eastAsia="Arial" w:cs="Arial"/>
-        </w:rPr>
-        <w:t>&gt;): sostituisce l'intera lista (utile per aggiornamenti massivi).</w:t>
+        <w:t>nserisciMaterie(List&lt;String&gt;): sostituisce l'intera lista (utile per aggiornamenti massivi).</w:t>
       </w:r>
     </w:p>
     <w:p>
@@ -1574,125 +1368,69 @@
         <w:spacing w:before="40" w:after="40" w:line="240" w:lineRule="auto"/>
         <w:contextualSpacing w:val="0"/>
       </w:pPr>
-      <w:proofErr w:type="spellStart"/>
       <w:r>
         <w:rPr>
           <w:rFonts w:eastAsia="Arial" w:cs="Arial"/>
         </w:rPr>
-        <w:t>getMaterieInsegnate</w:t>
-      </w:r>
-      <w:proofErr w:type="spellEnd"/>
+        <w:t>getMaterieInsegnate(): restituisce la lista corrente (getter di sola lettura).</w:t>
+      </w:r>
+    </w:p>
+    <w:p>
+      <w:pPr>
+        <w:spacing w:before="40" w:after="40"/>
+      </w:pPr>
+    </w:p>
+    <w:p>
+      <w:r>
+        <w:t>Nota: anche se non fanno parte direttamente nel dominio della soluzione del problema, risultano essenziali nella gestione delle materie insegnate dal docente.</w:t>
+      </w:r>
+    </w:p>
+    <w:p>
+      <w:pPr>
+        <w:rPr>
+          <w:b/>
+          <w:bCs/>
+        </w:rPr>
+      </w:pPr>
+    </w:p>
+    <w:p>
+      <w:pPr>
+        <w:pStyle w:val="Titolo3"/>
+        <w:rPr>
+          <w:rFonts w:eastAsia="Arial"/>
+          <w:b/>
+          <w:bCs/>
+          <w:color w:val="0070C0"/>
+        </w:rPr>
+      </w:pPr>
+      <w:r>
+        <w:rPr>
+          <w:rFonts w:eastAsia="Arial"/>
+          <w:b/>
+          <w:bCs/>
+          <w:color w:val="0070C0"/>
+        </w:rPr>
+        <w:t xml:space="preserve">2.3.2 </w:t>
+      </w:r>
+      <w:r>
+        <w:rPr>
+          <w:rFonts w:eastAsia="Arial"/>
+          <w:b/>
+          <w:bCs/>
+          <w:color w:val="0070C0"/>
+        </w:rPr>
+        <w:t>Metodo richiediSpostamento(...)</w:t>
+      </w:r>
+    </w:p>
+    <w:p>
+      <w:pPr>
+        <w:spacing w:before="80" w:after="80"/>
+      </w:pPr>
       <w:r>
         <w:rPr>
           <w:rFonts w:eastAsia="Arial" w:cs="Arial"/>
         </w:rPr>
-        <w:t>(): restituisce la lista corrente (getter di sola lettura).</w:t>
-      </w:r>
-    </w:p>
-    <w:p>
-      <w:pPr>
-        <w:spacing w:before="40" w:after="40"/>
-      </w:pPr>
-    </w:p>
-    <w:p>
-      <w:r>
-        <w:t>Nota: anche se non fanno parte direttamente nel dominio della soluzione del problema, risultano essenziali nella gestione delle materie insegnate dal docente.</w:t>
-      </w:r>
-    </w:p>
-    <w:p>
-      <w:pPr>
-        <w:rPr>
-          <w:b/>
-          <w:bCs/>
-        </w:rPr>
-      </w:pPr>
-    </w:p>
-    <w:p>
-      <w:pPr>
-        <w:pStyle w:val="Titolo3"/>
-        <w:rPr>
-          <w:rFonts w:eastAsia="Arial"/>
-          <w:b/>
-          <w:bCs/>
-          <w:color w:val="0070C0"/>
-        </w:rPr>
-      </w:pPr>
-      <w:r>
-        <w:rPr>
-          <w:rFonts w:eastAsia="Arial"/>
-          <w:b/>
-          <w:bCs/>
-          <w:color w:val="0070C0"/>
-        </w:rPr>
-        <w:t xml:space="preserve">2.3.2 </w:t>
-      </w:r>
-      <w:r>
-        <w:rPr>
-          <w:rFonts w:eastAsia="Arial"/>
-          <w:b/>
-          <w:bCs/>
-          <w:color w:val="0070C0"/>
-        </w:rPr>
-        <w:t xml:space="preserve">Metodo </w:t>
-      </w:r>
-      <w:proofErr w:type="spellStart"/>
-      <w:r>
-        <w:rPr>
-          <w:rFonts w:eastAsia="Arial"/>
-          <w:b/>
-          <w:bCs/>
-          <w:color w:val="0070C0"/>
-        </w:rPr>
-        <w:t>richiediSpostamento</w:t>
-      </w:r>
-      <w:proofErr w:type="spellEnd"/>
-      <w:r>
-        <w:rPr>
-          <w:rFonts w:eastAsia="Arial"/>
-          <w:b/>
-          <w:bCs/>
-          <w:color w:val="0070C0"/>
-        </w:rPr>
-        <w:t>(...)</w:t>
-      </w:r>
-    </w:p>
-    <w:p>
-      <w:pPr>
-        <w:spacing w:before="80" w:after="80"/>
-      </w:pPr>
-      <w:r>
-        <w:rPr>
-          <w:rFonts w:eastAsia="Arial" w:cs="Arial"/>
-        </w:rPr>
-        <w:t xml:space="preserve">Crea un oggetto </w:t>
-      </w:r>
-      <w:proofErr w:type="spellStart"/>
-      <w:r>
-        <w:rPr>
-          <w:rFonts w:eastAsia="Arial" w:cs="Arial"/>
-        </w:rPr>
-        <w:t>Spostamento_Lezione</w:t>
-      </w:r>
-      <w:proofErr w:type="spellEnd"/>
-      <w:r>
-        <w:rPr>
-          <w:rFonts w:eastAsia="Arial" w:cs="Arial"/>
-        </w:rPr>
-        <w:t xml:space="preserve"> passando se stesso come richiedente, quindi lo inoltra al responsabile tramite </w:t>
-      </w:r>
-      <w:proofErr w:type="spellStart"/>
-      <w:r>
-        <w:rPr>
-          <w:rFonts w:eastAsia="Arial" w:cs="Arial"/>
-        </w:rPr>
-        <w:t>responsabile.riceviRichiesta</w:t>
-      </w:r>
-      <w:proofErr w:type="spellEnd"/>
-      <w:r>
-        <w:rPr>
-          <w:rFonts w:eastAsia="Arial" w:cs="Arial"/>
-        </w:rPr>
-        <w:t xml:space="preserve">(). Restituisce l'oggetto creato così che il chiamante </w:t>
+        <w:t xml:space="preserve">Crea un oggetto Spostamento_Lezione passando se stesso come richiedente, quindi lo inoltra al responsabile tramite responsabile.riceviRichiesta(). Restituisce l'oggetto creato così che il chiamante </w:t>
       </w:r>
       <w:r>
         <w:rPr>
@@ -1742,65 +1480,7 @@
           <w:bCs/>
           <w:color w:val="0070C0"/>
         </w:rPr>
-        <w:t>Metodo</w:t>
-      </w:r>
-      <w:r>
-        <w:rPr>
-          <w:rFonts w:eastAsia="Arial"/>
-          <w:b/>
-          <w:bCs/>
-          <w:color w:val="0070C0"/>
-        </w:rPr>
-        <w:t xml:space="preserve"> List&lt;lezione&gt; </w:t>
-      </w:r>
-      <w:proofErr w:type="spellStart"/>
-      <w:r>
-        <w:rPr>
-          <w:rFonts w:eastAsia="Arial"/>
-          <w:b/>
-          <w:bCs/>
-          <w:color w:val="0070C0"/>
-        </w:rPr>
-        <w:t>vediLezione</w:t>
-      </w:r>
-      <w:proofErr w:type="spellEnd"/>
-      <w:r>
-        <w:rPr>
-          <w:rFonts w:eastAsia="Arial"/>
-          <w:b/>
-          <w:bCs/>
-          <w:color w:val="0070C0"/>
-        </w:rPr>
-        <w:t xml:space="preserve"> (</w:t>
-      </w:r>
-      <w:r>
-        <w:rPr>
-          <w:rFonts w:eastAsia="Arial"/>
-          <w:b/>
-          <w:bCs/>
-          <w:color w:val="0070C0"/>
-        </w:rPr>
-        <w:t xml:space="preserve">Orario </w:t>
-      </w:r>
-      <w:proofErr w:type="spellStart"/>
-      <w:r>
-        <w:rPr>
-          <w:rFonts w:eastAsia="Arial"/>
-          <w:b/>
-          <w:bCs/>
-          <w:color w:val="0070C0"/>
-        </w:rPr>
-        <w:t>orario</w:t>
-      </w:r>
-      <w:proofErr w:type="spellEnd"/>
-      <w:r>
-        <w:rPr>
-          <w:rFonts w:eastAsia="Arial"/>
-          <w:b/>
-          <w:bCs/>
-          <w:color w:val="0070C0"/>
-        </w:rPr>
-        <w:t>)</w:t>
+        <w:t>Metodo List&lt;lezione&gt; vediLezione (Orario orario)</w:t>
       </w:r>
     </w:p>
     <w:p>
@@ -1867,6 +1547,7 @@
         <w:pStyle w:val="Titolo2"/>
       </w:pPr>
       <w:r>
+        <w:lastRenderedPageBreak/>
         <w:t xml:space="preserve">2.4 </w:t>
       </w:r>
       <w:r>
@@ -2016,11 +1697,9 @@
             <w:tcW w:w="1921" w:type="dxa"/>
           </w:tcPr>
           <w:p>
-            <w:proofErr w:type="spellStart"/>
             <w:r>
               <w:t>InsegnAttivo</w:t>
             </w:r>
-            <w:proofErr w:type="spellEnd"/>
           </w:p>
         </w:tc>
         <w:tc>
@@ -2029,10 +1708,7 @@
           </w:tcPr>
           <w:p>
             <w:r>
-              <w:t>List</w:t>
-            </w:r>
-            <w:r>
-              <w:t>&lt;Elenco&gt;</w:t>
+              <w:t>List&lt;Elenco&gt;</w:t>
             </w:r>
           </w:p>
         </w:tc>
@@ -2093,11 +1769,9 @@
             <w:pPr>
               <w:jc w:val="center"/>
             </w:pPr>
-            <w:proofErr w:type="spellStart"/>
             <w:r>
               <w:t>listarichieste</w:t>
             </w:r>
-            <w:proofErr w:type="spellEnd"/>
           </w:p>
         </w:tc>
         <w:tc>
@@ -2106,15 +1780,7 @@
           </w:tcPr>
           <w:p>
             <w:r>
-              <w:t>List&lt;</w:t>
-            </w:r>
-            <w:proofErr w:type="spellStart"/>
-            <w:r>
-              <w:t>Spostamento_lezione</w:t>
-            </w:r>
-            <w:proofErr w:type="spellEnd"/>
-            <w:r>
-              <w:t>&gt;</w:t>
+              <w:t>List&lt;Spostamento_lezione&gt;</w:t>
             </w:r>
           </w:p>
         </w:tc>
@@ -2124,11 +1790,7 @@
           </w:tcPr>
           <w:p>
             <w:r>
-              <w:t xml:space="preserve">Contiene tutte le richieste in attesa di essere </w:t>
-            </w:r>
-            <w:r>
-              <w:lastRenderedPageBreak/>
-              <w:t>approvate o rifiutate</w:t>
+              <w:t>Contiene tutte le richieste in attesa di essere approvate o rifiutate</w:t>
             </w:r>
           </w:p>
         </w:tc>
@@ -2146,7 +1808,6 @@
               <w:rPr>
                 <w:rFonts w:eastAsia="Arial" w:cs="Arial"/>
               </w:rPr>
-              <w:lastRenderedPageBreak/>
               <w:t>Necessario per visualizzare le richieste di spostamento in attesa di essere approvate o rifiutate.</w:t>
             </w:r>
           </w:p>
@@ -2232,83 +1893,18 @@
           <w:sz w:val="24"/>
           <w:szCs w:val="24"/>
         </w:rPr>
-        <w:t xml:space="preserve">Metodo </w:t>
-      </w:r>
-      <w:proofErr w:type="spellStart"/>
+        <w:t>Metodo isDefinito() : boolean</w:t>
+      </w:r>
+    </w:p>
+    <w:p>
+      <w:pPr>
+        <w:spacing w:before="80" w:after="80"/>
+      </w:pPr>
       <w:r>
         <w:rPr>
           <w:rFonts w:ascii="Arial" w:eastAsia="Arial" w:hAnsi="Arial" w:cs="Arial"/>
-          <w:b/>
-          <w:bCs/>
-          <w:color w:val="0070C0"/>
-          <w:sz w:val="24"/>
-          <w:szCs w:val="24"/>
-        </w:rPr>
-        <w:t>isDefinito</w:t>
-      </w:r>
-      <w:proofErr w:type="spellEnd"/>
-      <w:r>
-        <w:rPr>
-          <w:rFonts w:ascii="Arial" w:eastAsia="Arial" w:hAnsi="Arial" w:cs="Arial"/>
-          <w:b/>
-          <w:bCs/>
-          <w:color w:val="0070C0"/>
-          <w:sz w:val="24"/>
-          <w:szCs w:val="24"/>
-        </w:rPr>
-        <w:t xml:space="preserve">() : </w:t>
-      </w:r>
-      <w:proofErr w:type="spellStart"/>
-      <w:r>
-        <w:rPr>
-          <w:rFonts w:ascii="Arial" w:eastAsia="Arial" w:hAnsi="Arial" w:cs="Arial"/>
-          <w:b/>
-          <w:bCs/>
-          <w:color w:val="0070C0"/>
-          <w:sz w:val="24"/>
-          <w:szCs w:val="24"/>
-        </w:rPr>
-        <w:t>boolean</w:t>
-      </w:r>
-      <w:proofErr w:type="spellEnd"/>
-    </w:p>
-    <w:p>
-      <w:pPr>
-        <w:spacing w:before="80" w:after="80"/>
-      </w:pPr>
-      <w:r>
-        <w:rPr>
-          <w:rFonts w:ascii="Arial" w:eastAsia="Arial" w:hAnsi="Arial" w:cs="Arial"/>
-        </w:rPr>
-        <w:t xml:space="preserve">Verifica che </w:t>
-      </w:r>
-      <w:proofErr w:type="spellStart"/>
-      <w:r>
-        <w:rPr>
-          <w:rFonts w:ascii="Arial" w:eastAsia="Arial" w:hAnsi="Arial" w:cs="Arial"/>
-        </w:rPr>
-        <w:t>InsegnAttivo</w:t>
-      </w:r>
-      <w:proofErr w:type="spellEnd"/>
-      <w:r>
-        <w:rPr>
-          <w:rFonts w:ascii="Arial" w:eastAsia="Arial" w:hAnsi="Arial" w:cs="Arial"/>
-        </w:rPr>
-        <w:t xml:space="preserve"> sia stato inizializzato e non sia vuoto. Usato come guardia in </w:t>
-      </w:r>
-      <w:proofErr w:type="spellStart"/>
-      <w:r>
-        <w:rPr>
-          <w:rFonts w:ascii="Arial" w:eastAsia="Arial" w:hAnsi="Arial" w:cs="Arial"/>
-        </w:rPr>
-        <w:t>creaLezione</w:t>
-      </w:r>
-      <w:proofErr w:type="spellEnd"/>
-      <w:r>
-        <w:rPr>
-          <w:rFonts w:ascii="Arial" w:eastAsia="Arial" w:hAnsi="Arial" w:cs="Arial"/>
-        </w:rPr>
-        <w:t>() per prevenire operazioni su stato non inizializzato.</w:t>
+        </w:rPr>
+        <w:t>Verifica che InsegnAttivo sia stato inizializzato e non sia vuoto. Usato come guardia in creaLezione() per prevenire operazioni su stato non inizializzato.</w:t>
       </w:r>
     </w:p>
     <w:p>
@@ -2346,73 +1942,21 @@
           <w:sz w:val="24"/>
           <w:szCs w:val="24"/>
         </w:rPr>
-        <w:t xml:space="preserve">Metodo </w:t>
-      </w:r>
-      <w:proofErr w:type="spellStart"/>
-      <w:r>
+        <w:t>Metodo creaLezione(...) : Lezione</w:t>
+      </w:r>
+    </w:p>
+    <w:p>
+      <w:pPr>
+        <w:spacing w:before="80" w:after="80"/>
         <w:rPr>
           <w:rFonts w:ascii="Arial" w:eastAsia="Arial" w:hAnsi="Arial" w:cs="Arial"/>
-          <w:b/>
-          <w:bCs/>
-          <w:color w:val="0070C0"/>
-          <w:sz w:val="24"/>
-          <w:szCs w:val="24"/>
-        </w:rPr>
-        <w:t>creaLezione</w:t>
-      </w:r>
-      <w:proofErr w:type="spellEnd"/>
+        </w:rPr>
+      </w:pPr>
       <w:r>
         <w:rPr>
           <w:rFonts w:ascii="Arial" w:eastAsia="Arial" w:hAnsi="Arial" w:cs="Arial"/>
-          <w:b/>
-          <w:bCs/>
-          <w:color w:val="0070C0"/>
-          <w:sz w:val="24"/>
-          <w:szCs w:val="24"/>
-        </w:rPr>
-        <w:t>(...) : Lezione</w:t>
-      </w:r>
-    </w:p>
-    <w:p>
-      <w:pPr>
-        <w:spacing w:before="80" w:after="80"/>
-        <w:rPr>
-          <w:rFonts w:ascii="Arial" w:eastAsia="Arial" w:hAnsi="Arial" w:cs="Arial"/>
-        </w:rPr>
-      </w:pPr>
-      <w:r>
-        <w:rPr>
-          <w:rFonts w:ascii="Arial" w:eastAsia="Arial" w:hAnsi="Arial" w:cs="Arial"/>
-        </w:rPr>
-        <w:t xml:space="preserve">Crea una nuova Lezione dopo aver verificato: (1) che </w:t>
-      </w:r>
-      <w:proofErr w:type="spellStart"/>
-      <w:r>
-        <w:rPr>
-          <w:rFonts w:ascii="Arial" w:eastAsia="Arial" w:hAnsi="Arial" w:cs="Arial"/>
-        </w:rPr>
-        <w:t>InsegnAttivo</w:t>
-      </w:r>
-      <w:proofErr w:type="spellEnd"/>
-      <w:r>
-        <w:rPr>
-          <w:rFonts w:ascii="Arial" w:eastAsia="Arial" w:hAnsi="Arial" w:cs="Arial"/>
-        </w:rPr>
-        <w:t xml:space="preserve"> sia definito, (2) che l'insegnamento richiesto esista nell'elenco attivo. Se una delle due condizioni non è soddisfatta restituisce </w:t>
-      </w:r>
-      <w:proofErr w:type="spellStart"/>
-      <w:r>
-        <w:rPr>
-          <w:rFonts w:ascii="Arial" w:eastAsia="Arial" w:hAnsi="Arial" w:cs="Arial"/>
-        </w:rPr>
-        <w:t>null</w:t>
-      </w:r>
-      <w:proofErr w:type="spellEnd"/>
-      <w:r>
-        <w:rPr>
-          <w:rFonts w:ascii="Arial" w:eastAsia="Arial" w:hAnsi="Arial" w:cs="Arial"/>
-        </w:rPr>
-        <w:t xml:space="preserve"> e stampa un messaggio di errore. Questa logica di validazione assicura che non vengano create lezioni per insegnamenti non pianificati.</w:t>
+        </w:rPr>
+        <w:t>Crea una nuova Lezione dopo aver verificato: (1) che InsegnAttivo sia definito, (2) che l'insegnamento richiesto esista nell'elenco attivo. Se una delle due condizioni non è soddisfatta restituisce null e stampa un messaggio di errore. Questa logica di validazione assicura che non vengano create lezioni per insegnamenti non pianificati.</w:t>
       </w:r>
     </w:p>
     <w:p>
@@ -2464,33 +2008,11 @@
         <w:spacing w:before="40" w:after="40" w:line="240" w:lineRule="auto"/>
         <w:contextualSpacing w:val="0"/>
       </w:pPr>
-      <w:proofErr w:type="spellStart"/>
       <w:r>
         <w:rPr>
           <w:rFonts w:ascii="Arial" w:eastAsia="Arial" w:hAnsi="Arial" w:cs="Arial"/>
         </w:rPr>
-        <w:t>riceviRichiesta</w:t>
-      </w:r>
-      <w:proofErr w:type="spellEnd"/>
-      <w:r>
-        <w:rPr>
-          <w:rFonts w:ascii="Arial" w:eastAsia="Arial" w:hAnsi="Arial" w:cs="Arial"/>
-        </w:rPr>
-        <w:t>(</w:t>
-      </w:r>
-      <w:proofErr w:type="spellStart"/>
-      <w:r>
-        <w:rPr>
-          <w:rFonts w:ascii="Arial" w:eastAsia="Arial" w:hAnsi="Arial" w:cs="Arial"/>
-        </w:rPr>
-        <w:t>Spostamento_Lezione</w:t>
-      </w:r>
-      <w:proofErr w:type="spellEnd"/>
-      <w:r>
-        <w:rPr>
-          <w:rFonts w:ascii="Arial" w:eastAsia="Arial" w:hAnsi="Arial" w:cs="Arial"/>
-        </w:rPr>
-        <w:t>): aggiunge la richiesta alla coda.</w:t>
+        <w:t>riceviRichiesta(Spostamento_Lezione): aggiunge la richiesta alla coda.</w:t>
       </w:r>
     </w:p>
     <w:p>
@@ -2503,33 +2025,11 @@
         <w:spacing w:before="40" w:after="40" w:line="240" w:lineRule="auto"/>
         <w:contextualSpacing w:val="0"/>
       </w:pPr>
-      <w:proofErr w:type="spellStart"/>
       <w:r>
         <w:rPr>
           <w:rFonts w:ascii="Arial" w:eastAsia="Arial" w:hAnsi="Arial" w:cs="Arial"/>
         </w:rPr>
-        <w:t>approvaRichiesta</w:t>
-      </w:r>
-      <w:proofErr w:type="spellEnd"/>
-      <w:r>
-        <w:rPr>
-          <w:rFonts w:ascii="Arial" w:eastAsia="Arial" w:hAnsi="Arial" w:cs="Arial"/>
-        </w:rPr>
-        <w:t>(</w:t>
-      </w:r>
-      <w:proofErr w:type="spellStart"/>
-      <w:r>
-        <w:rPr>
-          <w:rFonts w:ascii="Arial" w:eastAsia="Arial" w:hAnsi="Arial" w:cs="Arial"/>
-        </w:rPr>
-        <w:t>Spostamento_Lezione</w:t>
-      </w:r>
-      <w:proofErr w:type="spellEnd"/>
-      <w:r>
-        <w:rPr>
-          <w:rFonts w:ascii="Arial" w:eastAsia="Arial" w:hAnsi="Arial" w:cs="Arial"/>
-        </w:rPr>
-        <w:t>): imposta lo stato ad approvata e rimuove dalla coda.</w:t>
+        <w:t>approvaRichiesta(Spostamento_Lezione): imposta lo stato ad approvata e rimuove dalla coda.</w:t>
       </w:r>
     </w:p>
     <w:p>
@@ -2542,89 +2042,59 @@
         <w:spacing w:before="40" w:after="40" w:line="240" w:lineRule="auto"/>
         <w:contextualSpacing w:val="0"/>
       </w:pPr>
-      <w:proofErr w:type="spellStart"/>
       <w:r>
         <w:rPr>
           <w:rFonts w:ascii="Arial" w:eastAsia="Arial" w:hAnsi="Arial" w:cs="Arial"/>
         </w:rPr>
-        <w:t>rifiutaRichiesta</w:t>
-      </w:r>
-      <w:proofErr w:type="spellEnd"/>
-      <w:r>
+        <w:t>rifiutaRichiesta(Spostamento_Lezione): imposta lo stato a rifiutata e rimuove dalla coda.</w:t>
+      </w:r>
+    </w:p>
+    <w:p>
+      <w:pPr>
+        <w:ind w:firstLine="708"/>
         <w:rPr>
           <w:rFonts w:ascii="Arial" w:eastAsia="Arial" w:hAnsi="Arial" w:cs="Arial"/>
         </w:rPr>
-        <w:t>(</w:t>
-      </w:r>
-      <w:proofErr w:type="spellStart"/>
+      </w:pPr>
       <w:r>
         <w:rPr>
           <w:rFonts w:ascii="Arial" w:eastAsia="Arial" w:hAnsi="Arial" w:cs="Arial"/>
         </w:rPr>
-        <w:t>Spostamento_Lezione</w:t>
-      </w:r>
-      <w:proofErr w:type="spellEnd"/>
+        <w:t>visualizzaRichieste(): restituisce l'intera coda per la consultazione</w:t>
+      </w:r>
       <w:r>
         <w:rPr>
           <w:rFonts w:ascii="Arial" w:eastAsia="Arial" w:hAnsi="Arial" w:cs="Arial"/>
         </w:rPr>
-        <w:t>): imposta lo stato a rifiutata e rimuove dalla coda.</w:t>
-      </w:r>
-    </w:p>
-    <w:p>
-      <w:pPr>
-        <w:ind w:firstLine="708"/>
+        <w:t>.</w:t>
+      </w:r>
+    </w:p>
+    <w:p>
+      <w:pPr>
+        <w:rPr>
+          <w:b/>
+          <w:bCs/>
+        </w:rPr>
+      </w:pPr>
+    </w:p>
+    <w:p>
+      <w:pPr>
         <w:rPr>
           <w:rFonts w:ascii="Arial" w:eastAsia="Arial" w:hAnsi="Arial" w:cs="Arial"/>
         </w:rPr>
       </w:pPr>
-      <w:proofErr w:type="spellStart"/>
       <w:r>
         <w:rPr>
           <w:rFonts w:ascii="Arial" w:eastAsia="Arial" w:hAnsi="Arial" w:cs="Arial"/>
         </w:rPr>
-        <w:t>visualizzaRichieste</w:t>
-      </w:r>
-      <w:proofErr w:type="spellEnd"/>
-      <w:r>
+        <w:t>La scelta di rimuovere la richiesta dalla lista dopo l'approvazione/rifiuto mantiene la coda pulita, contenendo solo le richieste ancora in attesa</w:t>
+      </w:r>
+    </w:p>
+    <w:p>
+      <w:pPr>
         <w:rPr>
           <w:rFonts w:ascii="Arial" w:eastAsia="Arial" w:hAnsi="Arial" w:cs="Arial"/>
         </w:rPr>
-        <w:t>(): restituisce l'intera coda per la consultazione</w:t>
-      </w:r>
-      <w:r>
-        <w:rPr>
-          <w:rFonts w:ascii="Arial" w:eastAsia="Arial" w:hAnsi="Arial" w:cs="Arial"/>
-        </w:rPr>
-        <w:t>.</w:t>
-      </w:r>
-    </w:p>
-    <w:p>
-      <w:pPr>
-        <w:rPr>
-          <w:b/>
-          <w:bCs/>
-        </w:rPr>
-      </w:pPr>
-    </w:p>
-    <w:p>
-      <w:pPr>
-        <w:rPr>
-          <w:rFonts w:ascii="Arial" w:eastAsia="Arial" w:hAnsi="Arial" w:cs="Arial"/>
-        </w:rPr>
-      </w:pPr>
-      <w:r>
-        <w:rPr>
-          <w:rFonts w:ascii="Arial" w:eastAsia="Arial" w:hAnsi="Arial" w:cs="Arial"/>
-        </w:rPr>
-        <w:t>La scelta di rimuovere la richiesta dalla lista dopo l'approvazione/rifiuto mantiene la coda pulita, contenendo solo le richieste ancora in attesa</w:t>
-      </w:r>
-    </w:p>
-    <w:p>
-      <w:pPr>
-        <w:rPr>
-          <w:rFonts w:ascii="Arial" w:eastAsia="Arial" w:hAnsi="Arial" w:cs="Arial"/>
-        </w:rPr>
       </w:pPr>
     </w:p>
     <w:p>
@@ -2655,6 +2125,7 @@
         <w:pStyle w:val="Titolo2"/>
       </w:pPr>
       <w:r>
+        <w:lastRenderedPageBreak/>
         <w:t xml:space="preserve">3.1 </w:t>
       </w:r>
       <w:r>
@@ -2787,10 +2258,7 @@
           </w:tcPr>
           <w:p>
             <w:r>
-              <w:t>Ins</w:t>
-            </w:r>
-            <w:r>
-              <w:t>egnamento</w:t>
+              <w:t>Insegnamento</w:t>
             </w:r>
           </w:p>
         </w:tc>
@@ -2799,11 +2267,9 @@
             <w:tcW w:w="2847" w:type="dxa"/>
           </w:tcPr>
           <w:p>
-            <w:proofErr w:type="spellStart"/>
             <w:r>
               <w:t>String</w:t>
             </w:r>
-            <w:proofErr w:type="spellEnd"/>
           </w:p>
         </w:tc>
         <w:tc>
@@ -2860,11 +2326,9 @@
             <w:tcW w:w="1921" w:type="dxa"/>
           </w:tcPr>
           <w:p>
-            <w:proofErr w:type="spellStart"/>
             <w:r>
               <w:t>giornoSettimana</w:t>
             </w:r>
-            <w:proofErr w:type="spellEnd"/>
           </w:p>
         </w:tc>
         <w:tc>
@@ -2872,11 +2336,9 @@
             <w:tcW w:w="2847" w:type="dxa"/>
           </w:tcPr>
           <w:p>
-            <w:proofErr w:type="spellStart"/>
             <w:r>
               <w:t>String</w:t>
             </w:r>
-            <w:proofErr w:type="spellEnd"/>
           </w:p>
         </w:tc>
         <w:tc>
@@ -2917,12 +2379,9 @@
             <w:tcW w:w="1921" w:type="dxa"/>
           </w:tcPr>
           <w:p>
-            <w:proofErr w:type="spellStart"/>
-            <w:r>
-              <w:lastRenderedPageBreak/>
+            <w:r>
               <w:t>oraInizio</w:t>
             </w:r>
-            <w:proofErr w:type="spellEnd"/>
           </w:p>
         </w:tc>
         <w:tc>
@@ -2930,11 +2389,9 @@
             <w:tcW w:w="2847" w:type="dxa"/>
           </w:tcPr>
           <w:p>
-            <w:proofErr w:type="spellStart"/>
             <w:r>
               <w:t>String</w:t>
             </w:r>
-            <w:proofErr w:type="spellEnd"/>
           </w:p>
         </w:tc>
         <w:tc>
@@ -2972,11 +2429,9 @@
             <w:tcW w:w="1921" w:type="dxa"/>
           </w:tcPr>
           <w:p>
-            <w:proofErr w:type="spellStart"/>
             <w:r>
               <w:t>oraFine</w:t>
             </w:r>
-            <w:proofErr w:type="spellEnd"/>
           </w:p>
         </w:tc>
         <w:tc>
@@ -2984,11 +2439,9 @@
             <w:tcW w:w="2847" w:type="dxa"/>
           </w:tcPr>
           <w:p>
-            <w:proofErr w:type="spellStart"/>
             <w:r>
               <w:t>String</w:t>
             </w:r>
-            <w:proofErr w:type="spellEnd"/>
           </w:p>
         </w:tc>
         <w:tc>
@@ -3036,11 +2489,9 @@
             <w:tcW w:w="2847" w:type="dxa"/>
           </w:tcPr>
           <w:p>
-            <w:proofErr w:type="spellStart"/>
             <w:r>
               <w:t>String</w:t>
             </w:r>
-            <w:proofErr w:type="spellEnd"/>
           </w:p>
         </w:tc>
         <w:tc>
@@ -3078,11 +2529,9 @@
             <w:tcW w:w="1921" w:type="dxa"/>
           </w:tcPr>
           <w:p>
-            <w:proofErr w:type="spellStart"/>
             <w:r>
               <w:t>docAssegnato</w:t>
             </w:r>
-            <w:proofErr w:type="spellEnd"/>
           </w:p>
         </w:tc>
         <w:tc>
@@ -3141,91 +2590,7 @@
         <w:rPr>
           <w:rFonts w:ascii="Arial" w:eastAsia="Arial" w:hAnsi="Arial" w:cs="Arial"/>
         </w:rPr>
-        <w:t xml:space="preserve">Orari e giorno sono modellati come </w:t>
-      </w:r>
-      <w:proofErr w:type="spellStart"/>
-      <w:r>
-        <w:rPr>
-          <w:rFonts w:ascii="Arial" w:eastAsia="Arial" w:hAnsi="Arial" w:cs="Arial"/>
-        </w:rPr>
-        <w:t>String</w:t>
-      </w:r>
-      <w:proofErr w:type="spellEnd"/>
-      <w:r>
-        <w:rPr>
-          <w:rFonts w:ascii="Arial" w:eastAsia="Arial" w:hAnsi="Arial" w:cs="Arial"/>
-        </w:rPr>
-        <w:t xml:space="preserve"> per semplicità; in un sistema più robusto si userebbero </w:t>
-      </w:r>
-      <w:proofErr w:type="spellStart"/>
-      <w:r>
-        <w:rPr>
-          <w:rFonts w:ascii="Arial" w:eastAsia="Arial" w:hAnsi="Arial" w:cs="Arial"/>
-        </w:rPr>
-        <w:t>LocalTime</w:t>
-      </w:r>
-      <w:proofErr w:type="spellEnd"/>
-      <w:r>
-        <w:rPr>
-          <w:rFonts w:ascii="Arial" w:eastAsia="Arial" w:hAnsi="Arial" w:cs="Arial"/>
-        </w:rPr>
-        <w:t xml:space="preserve"> e </w:t>
-      </w:r>
-      <w:proofErr w:type="spellStart"/>
-      <w:r>
-        <w:rPr>
-          <w:rFonts w:ascii="Arial" w:eastAsia="Arial" w:hAnsi="Arial" w:cs="Arial"/>
-        </w:rPr>
-        <w:t>DayOfWeek</w:t>
-      </w:r>
-      <w:proofErr w:type="spellEnd"/>
-      <w:r>
-        <w:rPr>
-          <w:rFonts w:ascii="Arial" w:eastAsia="Arial" w:hAnsi="Arial" w:cs="Arial"/>
-        </w:rPr>
-        <w:t xml:space="preserve"> di </w:t>
-      </w:r>
-      <w:proofErr w:type="spellStart"/>
-      <w:r>
-        <w:rPr>
-          <w:rFonts w:ascii="Arial" w:eastAsia="Arial" w:hAnsi="Arial" w:cs="Arial"/>
-        </w:rPr>
-        <w:t>java.time</w:t>
-      </w:r>
-      <w:proofErr w:type="spellEnd"/>
-      <w:r>
-        <w:rPr>
-          <w:rFonts w:ascii="Arial" w:eastAsia="Arial" w:hAnsi="Arial" w:cs="Arial"/>
-        </w:rPr>
-        <w:t xml:space="preserve">. Il metodo </w:t>
-      </w:r>
-      <w:proofErr w:type="spellStart"/>
-      <w:r>
-        <w:rPr>
-          <w:rFonts w:ascii="Arial" w:eastAsia="Arial" w:hAnsi="Arial" w:cs="Arial"/>
-        </w:rPr>
-        <w:t>toString</w:t>
-      </w:r>
-      <w:proofErr w:type="spellEnd"/>
-      <w:r>
-        <w:rPr>
-          <w:rFonts w:ascii="Arial" w:eastAsia="Arial" w:hAnsi="Arial" w:cs="Arial"/>
-        </w:rPr>
-        <w:t xml:space="preserve">() restituisce una rappresentazione leggibile usata nei log e nell'output del </w:t>
-      </w:r>
-      <w:proofErr w:type="spellStart"/>
-      <w:r>
-        <w:rPr>
-          <w:rFonts w:ascii="Arial" w:eastAsia="Arial" w:hAnsi="Arial" w:cs="Arial"/>
-        </w:rPr>
-        <w:t>TestModel</w:t>
-      </w:r>
-      <w:proofErr w:type="spellEnd"/>
-      <w:r>
-        <w:rPr>
-          <w:rFonts w:ascii="Arial" w:eastAsia="Arial" w:hAnsi="Arial" w:cs="Arial"/>
-        </w:rPr>
-        <w:t>.</w:t>
+        <w:t>Orari e giorno sono modellati come String per semplicità; in un sistema più robusto si userebbero LocalTime e DayOfWeek di java.time. Il metodo toString() restituisce una rappresentazione leggibile usata nei log e nell'output del TestModel.</w:t>
       </w:r>
     </w:p>
     <w:p>
@@ -3457,14 +2822,12 @@
             <w:tcW w:w="2847" w:type="dxa"/>
           </w:tcPr>
           <w:p>
-            <w:proofErr w:type="spellStart"/>
             <w:r>
               <w:t>i</w:t>
             </w:r>
             <w:r>
               <w:t>nt</w:t>
             </w:r>
-            <w:proofErr w:type="spellEnd"/>
           </w:p>
         </w:tc>
         <w:tc>
@@ -3512,11 +2875,9 @@
             <w:tcW w:w="2847" w:type="dxa"/>
           </w:tcPr>
           <w:p>
-            <w:proofErr w:type="spellStart"/>
             <w:r>
               <w:t>String</w:t>
             </w:r>
-            <w:proofErr w:type="spellEnd"/>
           </w:p>
         </w:tc>
         <w:tc>
@@ -3580,53 +2941,17 @@
         </w:rPr>
         <w:t xml:space="preserve"> </w:t>
       </w:r>
-      <w:proofErr w:type="spellStart"/>
       <w:r>
         <w:rPr>
           <w:rFonts w:ascii="Arial" w:eastAsia="Arial" w:hAnsi="Arial" w:cs="Arial"/>
         </w:rPr>
-        <w:t>toMinuti</w:t>
-      </w:r>
-      <w:proofErr w:type="spellEnd"/>
+        <w:t>toMinuti(String)</w:t>
+      </w:r>
       <w:r>
         <w:rPr>
           <w:rFonts w:ascii="Arial" w:eastAsia="Arial" w:hAnsi="Arial" w:cs="Arial"/>
         </w:rPr>
-        <w:t>(</w:t>
-      </w:r>
-      <w:proofErr w:type="spellStart"/>
-      <w:r>
-        <w:rPr>
-          <w:rFonts w:ascii="Arial" w:eastAsia="Arial" w:hAnsi="Arial" w:cs="Arial"/>
-        </w:rPr>
-        <w:t>String</w:t>
-      </w:r>
-      <w:proofErr w:type="spellEnd"/>
-      <w:r>
-        <w:rPr>
-          <w:rFonts w:ascii="Arial" w:eastAsia="Arial" w:hAnsi="Arial" w:cs="Arial"/>
-        </w:rPr>
-        <w:t>)</w:t>
-      </w:r>
-      <w:r>
-        <w:rPr>
-          <w:rFonts w:ascii="Arial" w:eastAsia="Arial" w:hAnsi="Arial" w:cs="Arial"/>
-        </w:rPr>
-        <w:t xml:space="preserve"> converte la stringa nel formato “</w:t>
-      </w:r>
-      <w:proofErr w:type="spellStart"/>
-      <w:r>
-        <w:rPr>
-          <w:rFonts w:ascii="Arial" w:eastAsia="Arial" w:hAnsi="Arial" w:cs="Arial"/>
-        </w:rPr>
-        <w:t>HH:mm</w:t>
-      </w:r>
-      <w:proofErr w:type="spellEnd"/>
-      <w:r>
-        <w:rPr>
-          <w:rFonts w:ascii="Arial" w:eastAsia="Arial" w:hAnsi="Arial" w:cs="Arial"/>
-        </w:rPr>
-        <w:t>” in minuti.</w:t>
+        <w:t xml:space="preserve"> converte la stringa nel formato “HH:mm” in minuti.</w:t>
       </w:r>
     </w:p>
     <w:p>
@@ -3658,37 +2983,7 @@
           <w:color w:val="0070C0"/>
           <w:lang w:eastAsia="it-IT"/>
         </w:rPr>
-        <w:t>M</w:t>
-      </w:r>
-      <w:r>
-        <w:rPr>
-          <w:rFonts w:eastAsia="Arial"/>
-          <w:b/>
-          <w:bCs/>
-          <w:color w:val="0070C0"/>
-          <w:lang w:eastAsia="it-IT"/>
-        </w:rPr>
-        <w:t xml:space="preserve">etodo </w:t>
-      </w:r>
-      <w:r>
-        <w:rPr>
-          <w:rFonts w:eastAsia="Arial"/>
-          <w:b/>
-          <w:bCs/>
-          <w:color w:val="0070C0"/>
-          <w:lang w:eastAsia="it-IT"/>
-        </w:rPr>
-        <w:t>sovrapposti(</w:t>
-      </w:r>
-      <w:r>
-        <w:rPr>
-          <w:rFonts w:eastAsia="Arial"/>
-          <w:b/>
-          <w:bCs/>
-          <w:color w:val="0070C0"/>
-          <w:lang w:eastAsia="it-IT"/>
-        </w:rPr>
-        <w:t>)</w:t>
+        <w:t>Metodo sovrapposti()</w:t>
       </w:r>
     </w:p>
     <w:p>
@@ -3717,9 +3012,8 @@
           <w:lang w:eastAsia="it-IT"/>
           <w14:ligatures w14:val="none"/>
         </w:rPr>
-        <w:t xml:space="preserve">è </w:t>
-      </w:r>
-      <w:proofErr w:type="spellStart"/>
+        <w:t>è protected anziché private per consentire potenziali estensioni della classe d</w:t>
+      </w:r>
       <w:r>
         <w:rPr>
           <w:rFonts w:ascii="Arial" w:eastAsia="Arial" w:hAnsi="Arial" w:cs="Arial"/>
@@ -3727,9 +3021,8 @@
           <w:lang w:eastAsia="it-IT"/>
           <w14:ligatures w14:val="none"/>
         </w:rPr>
-        <w:t>protected</w:t>
-      </w:r>
-      <w:proofErr w:type="spellEnd"/>
+        <w:t xml:space="preserve">i </w:t>
+      </w:r>
       <w:r>
         <w:rPr>
           <w:rFonts w:ascii="Arial" w:eastAsia="Arial" w:hAnsi="Arial" w:cs="Arial"/>
@@ -3737,7 +3030,7 @@
           <w:lang w:eastAsia="it-IT"/>
           <w14:ligatures w14:val="none"/>
         </w:rPr>
-        <w:t xml:space="preserve"> anziché private per consentire potenziali estensioni della classe d</w:t>
+        <w:t xml:space="preserve">riutilizzarlo. </w:t>
       </w:r>
       <w:r>
         <w:rPr>
@@ -3746,119 +3039,78 @@
           <w:lang w:eastAsia="it-IT"/>
           <w14:ligatures w14:val="none"/>
         </w:rPr>
-        <w:t xml:space="preserve">i </w:t>
-      </w:r>
-      <w:r>
+        <w:t>Esso verifica che due fasce orario non si sovrappongono.</w:t>
+      </w:r>
+    </w:p>
+    <w:p>
+      <w:pPr>
+        <w:spacing w:before="60" w:after="60" w:line="240" w:lineRule="auto"/>
         <w:rPr>
           <w:rFonts w:ascii="Arial" w:eastAsia="Arial" w:hAnsi="Arial" w:cs="Arial"/>
           <w:kern w:val="0"/>
           <w:lang w:eastAsia="it-IT"/>
           <w14:ligatures w14:val="none"/>
         </w:rPr>
-        <w:t xml:space="preserve">riutilizzarlo. </w:t>
-      </w:r>
-      <w:r>
+      </w:pPr>
+    </w:p>
+    <w:p>
+      <w:pPr>
+        <w:pStyle w:val="Titolo3"/>
+        <w:rPr>
+          <w:rFonts w:eastAsia="Arial"/>
+          <w:b/>
+          <w:bCs/>
+          <w:color w:val="0070C0"/>
+          <w:lang w:eastAsia="it-IT"/>
+        </w:rPr>
+      </w:pPr>
+      <w:r>
+        <w:rPr>
+          <w:rFonts w:eastAsia="Arial"/>
+          <w:b/>
+          <w:bCs/>
+          <w:color w:val="0070C0"/>
+          <w:lang w:eastAsia="it-IT"/>
+        </w:rPr>
+        <w:t xml:space="preserve">3.2.2 </w:t>
+      </w:r>
+      <w:r>
+        <w:rPr>
+          <w:rFonts w:eastAsia="Arial"/>
+          <w:b/>
+          <w:bCs/>
+          <w:color w:val="0070C0"/>
+          <w:lang w:eastAsia="it-IT"/>
+        </w:rPr>
+        <w:t>Metodo verificaConflitti()</w:t>
+      </w:r>
+    </w:p>
+    <w:p>
+      <w:pPr>
+        <w:spacing w:before="60" w:after="60" w:line="240" w:lineRule="auto"/>
         <w:rPr>
           <w:rFonts w:ascii="Arial" w:eastAsia="Arial" w:hAnsi="Arial" w:cs="Arial"/>
           <w:kern w:val="0"/>
           <w:lang w:eastAsia="it-IT"/>
           <w14:ligatures w14:val="none"/>
         </w:rPr>
-        <w:t>Esso verifica che due fasce orario non si sovrappongono.</w:t>
-      </w:r>
-    </w:p>
-    <w:p>
-      <w:pPr>
-        <w:spacing w:before="60" w:after="60" w:line="240" w:lineRule="auto"/>
+      </w:pPr>
+      <w:r>
         <w:rPr>
           <w:rFonts w:ascii="Arial" w:eastAsia="Arial" w:hAnsi="Arial" w:cs="Arial"/>
           <w:kern w:val="0"/>
           <w:lang w:eastAsia="it-IT"/>
           <w14:ligatures w14:val="none"/>
         </w:rPr>
-      </w:pPr>
-    </w:p>
-    <w:p>
-      <w:pPr>
-        <w:pStyle w:val="Titolo3"/>
-        <w:rPr>
-          <w:rFonts w:eastAsia="Arial"/>
-          <w:b/>
-          <w:bCs/>
-          <w:color w:val="0070C0"/>
-          <w:lang w:eastAsia="it-IT"/>
-        </w:rPr>
-      </w:pPr>
-      <w:r>
-        <w:rPr>
-          <w:rFonts w:eastAsia="Arial"/>
-          <w:b/>
-          <w:bCs/>
-          <w:color w:val="0070C0"/>
-          <w:lang w:eastAsia="it-IT"/>
-        </w:rPr>
-        <w:lastRenderedPageBreak/>
-        <w:t xml:space="preserve">3.2.2 </w:t>
-      </w:r>
-      <w:r>
-        <w:rPr>
-          <w:rFonts w:eastAsia="Arial"/>
-          <w:b/>
-          <w:bCs/>
-          <w:color w:val="0070C0"/>
-          <w:lang w:eastAsia="it-IT"/>
-        </w:rPr>
-        <w:t xml:space="preserve">Metodo </w:t>
-      </w:r>
-      <w:proofErr w:type="spellStart"/>
-      <w:r>
-        <w:rPr>
-          <w:rFonts w:eastAsia="Arial"/>
-          <w:b/>
-          <w:bCs/>
-          <w:color w:val="0070C0"/>
-          <w:lang w:eastAsia="it-IT"/>
-        </w:rPr>
-        <w:t>verificaConflitti</w:t>
-      </w:r>
-      <w:proofErr w:type="spellEnd"/>
-      <w:r>
-        <w:rPr>
-          <w:rFonts w:eastAsia="Arial"/>
-          <w:b/>
-          <w:bCs/>
-          <w:color w:val="0070C0"/>
-          <w:lang w:eastAsia="it-IT"/>
-        </w:rPr>
-        <w:t>()</w:t>
-      </w:r>
-    </w:p>
-    <w:p>
-      <w:pPr>
-        <w:spacing w:before="60" w:after="60" w:line="240" w:lineRule="auto"/>
+        <w:t>Il metodo</w:t>
+      </w:r>
+      <w:r>
         <w:rPr>
           <w:rFonts w:ascii="Arial" w:eastAsia="Arial" w:hAnsi="Arial" w:cs="Arial"/>
           <w:kern w:val="0"/>
           <w:lang w:eastAsia="it-IT"/>
           <w14:ligatures w14:val="none"/>
         </w:rPr>
-      </w:pPr>
-      <w:r>
-        <w:rPr>
-          <w:rFonts w:ascii="Arial" w:eastAsia="Arial" w:hAnsi="Arial" w:cs="Arial"/>
-          <w:kern w:val="0"/>
-          <w:lang w:eastAsia="it-IT"/>
-          <w14:ligatures w14:val="none"/>
-        </w:rPr>
-        <w:t>Il metodo</w:t>
-      </w:r>
-      <w:r>
-        <w:rPr>
-          <w:rFonts w:ascii="Arial" w:eastAsia="Arial" w:hAnsi="Arial" w:cs="Arial"/>
-          <w:kern w:val="0"/>
-          <w:lang w:eastAsia="it-IT"/>
-          <w14:ligatures w14:val="none"/>
-        </w:rPr>
         <w:t xml:space="preserve"> controlla due tipi di conflitto: conflitto d'aula (stessa aula, stesso giorno e orario sovrapposto) e conflitto docente (stesso docente, orario sovrapposto).</w:t>
       </w:r>
     </w:p>
@@ -3901,13 +3153,8 @@
       </w:r>
     </w:p>
     <w:p>
-      <w:proofErr w:type="spellStart"/>
-      <w:r>
-        <w:t>Spostamento_Lezione</w:t>
-      </w:r>
-      <w:proofErr w:type="spellEnd"/>
-      <w:r>
-        <w:t xml:space="preserve"> modella la richiesta formale inoltrata da un Docente al Responsabile per spostare una propria lezione in un altro slot orario.</w:t>
+      <w:r>
+        <w:t>Spostamento_Lezione modella la richiesta formale inoltrata da un Docente al Responsabile per spostare una propria lezione in un altro slot orario.</w:t>
       </w:r>
     </w:p>
     <w:p/>
@@ -4025,11 +3272,9 @@
             <w:tcW w:w="1921" w:type="dxa"/>
           </w:tcPr>
           <w:p>
-            <w:proofErr w:type="spellStart"/>
             <w:r>
               <w:t>orarioIniziale</w:t>
             </w:r>
-            <w:proofErr w:type="spellEnd"/>
           </w:p>
         </w:tc>
         <w:tc>
@@ -4075,11 +3320,9 @@
             <w:tcW w:w="1921" w:type="dxa"/>
           </w:tcPr>
           <w:p>
-            <w:proofErr w:type="spellStart"/>
             <w:r>
               <w:t>giornoIniziale</w:t>
             </w:r>
-            <w:proofErr w:type="spellEnd"/>
           </w:p>
         </w:tc>
         <w:tc>
@@ -4087,11 +3330,9 @@
             <w:tcW w:w="2847" w:type="dxa"/>
           </w:tcPr>
           <w:p>
-            <w:proofErr w:type="spellStart"/>
             <w:r>
               <w:t>String</w:t>
             </w:r>
-            <w:proofErr w:type="spellEnd"/>
           </w:p>
         </w:tc>
         <w:tc>
@@ -4129,11 +3370,9 @@
             <w:tcW w:w="1921" w:type="dxa"/>
           </w:tcPr>
           <w:p>
-            <w:proofErr w:type="spellStart"/>
             <w:r>
               <w:t>orarioProposto</w:t>
             </w:r>
-            <w:proofErr w:type="spellEnd"/>
           </w:p>
           <w:p/>
         </w:tc>
@@ -4142,11 +3381,9 @@
             <w:tcW w:w="2847" w:type="dxa"/>
           </w:tcPr>
           <w:p>
-            <w:proofErr w:type="spellStart"/>
             <w:r>
               <w:t>String</w:t>
             </w:r>
-            <w:proofErr w:type="spellEnd"/>
           </w:p>
         </w:tc>
         <w:tc>
@@ -4187,11 +3424,9 @@
             <w:tcW w:w="1921" w:type="dxa"/>
           </w:tcPr>
           <w:p>
-            <w:proofErr w:type="spellStart"/>
             <w:r>
               <w:t>giornoProposto</w:t>
             </w:r>
-            <w:proofErr w:type="spellEnd"/>
           </w:p>
         </w:tc>
         <w:tc>
@@ -4199,11 +3434,9 @@
             <w:tcW w:w="2847" w:type="dxa"/>
           </w:tcPr>
           <w:p>
-            <w:proofErr w:type="spellStart"/>
             <w:r>
               <w:t>String</w:t>
             </w:r>
-            <w:proofErr w:type="spellEnd"/>
           </w:p>
         </w:tc>
         <w:tc>
@@ -4312,21 +3545,8 @@
           </w:tcPr>
           <w:p>
             <w:r>
-              <w:t>Stato corrente della richiesta (</w:t>
-            </w:r>
-            <w:proofErr w:type="spellStart"/>
-            <w:r>
-              <w:t>enum</w:t>
-            </w:r>
-            <w:proofErr w:type="spellEnd"/>
-            <w:r>
-              <w:t xml:space="preserve">) inizializzato a </w:t>
-            </w:r>
-            <w:proofErr w:type="spellStart"/>
-            <w:r>
-              <w:t>inAttesa</w:t>
-            </w:r>
-            <w:proofErr w:type="spellEnd"/>
+              <w:t>Stato corrente della richiesta (enum) inizializzato a inAttesa</w:t>
+            </w:r>
           </w:p>
         </w:tc>
         <w:tc>
@@ -4387,15 +3607,7 @@
     </w:p>
     <w:p>
       <w:r>
-        <w:t>Di seguito sono illustrate nel dettaglio l’</w:t>
-      </w:r>
-      <w:proofErr w:type="spellStart"/>
-      <w:r>
-        <w:t>enum</w:t>
-      </w:r>
-      <w:proofErr w:type="spellEnd"/>
-      <w:r>
-        <w:t xml:space="preserve"> stato ed elenco.</w:t>
+        <w:t>Di seguito sono illustrate nel dettaglio l’enum stato ed elenco.</w:t>
       </w:r>
     </w:p>
     <w:p>
@@ -4403,6 +3615,7 @@
         <w:pStyle w:val="Titolo2"/>
       </w:pPr>
       <w:r>
+        <w:lastRenderedPageBreak/>
         <w:t>4.1</w:t>
       </w:r>
       <w:r>
@@ -4417,35 +3630,7 @@
         <w:rPr>
           <w:rFonts w:ascii="Arial" w:eastAsia="Arial" w:hAnsi="Arial" w:cs="Arial"/>
         </w:rPr>
-        <w:t>L'</w:t>
-      </w:r>
-      <w:proofErr w:type="spellStart"/>
-      <w:r>
-        <w:rPr>
-          <w:rFonts w:ascii="Arial" w:eastAsia="Arial" w:hAnsi="Arial" w:cs="Arial"/>
-        </w:rPr>
-        <w:t>enum</w:t>
-      </w:r>
-      <w:proofErr w:type="spellEnd"/>
-      <w:r>
-        <w:rPr>
-          <w:rFonts w:ascii="Arial" w:eastAsia="Arial" w:hAnsi="Arial" w:cs="Arial"/>
-        </w:rPr>
-        <w:t xml:space="preserve"> Stato è annidato nella classe </w:t>
-      </w:r>
-      <w:proofErr w:type="spellStart"/>
-      <w:r>
-        <w:rPr>
-          <w:rFonts w:ascii="Arial" w:eastAsia="Arial" w:hAnsi="Arial" w:cs="Arial"/>
-        </w:rPr>
-        <w:t>Spostamento_Lezione</w:t>
-      </w:r>
-      <w:proofErr w:type="spellEnd"/>
-      <w:r>
-        <w:rPr>
-          <w:rFonts w:ascii="Arial" w:eastAsia="Arial" w:hAnsi="Arial" w:cs="Arial"/>
-        </w:rPr>
-        <w:t xml:space="preserve"> perché è concettualmente parte di essa: non ha senso al di fuori del contesto di una richiesta di spostamento.</w:t>
+        <w:t>L'enum Stato è annidato nella classe Spostamento_Lezione perché è concettualmente parte di essa: non ha senso al di fuori del contesto di una richiesta di spostamento.</w:t>
       </w:r>
     </w:p>
     <w:tbl>
@@ -4470,12 +3655,6 @@
         <w:gridCol w:w="6500"/>
       </w:tblGrid>
       <w:tr>
-        <w:tblPrEx>
-          <w:tblCellMar>
-            <w:top w:w="0" w:type="dxa"/>
-            <w:bottom w:w="0" w:type="dxa"/>
-          </w:tblCellMar>
-        </w:tblPrEx>
         <w:trPr>
           <w:tblHeader/>
         </w:trPr>
@@ -4541,12 +3720,6 @@
         </w:tc>
       </w:tr>
       <w:tr>
-        <w:tblPrEx>
-          <w:tblCellMar>
-            <w:top w:w="0" w:type="dxa"/>
-            <w:bottom w:w="0" w:type="dxa"/>
-          </w:tblCellMar>
-        </w:tblPrEx>
         <w:tc>
           <w:tcPr>
             <w:tcW w:w="2200" w:type="dxa"/>
@@ -4559,7 +3732,6 @@
             </w:tcMar>
           </w:tcPr>
           <w:p>
-            <w:proofErr w:type="spellStart"/>
             <w:r>
               <w:rPr>
                 <w:rFonts w:ascii="Arial" w:eastAsia="Arial" w:hAnsi="Arial" w:cs="Arial"/>
@@ -4568,7 +3740,6 @@
               </w:rPr>
               <w:t>inAttesa</w:t>
             </w:r>
-            <w:proofErr w:type="spellEnd"/>
           </w:p>
         </w:tc>
         <w:tc>
@@ -4595,12 +3766,6 @@
         </w:tc>
       </w:tr>
       <w:tr>
-        <w:tblPrEx>
-          <w:tblCellMar>
-            <w:top w:w="0" w:type="dxa"/>
-            <w:bottom w:w="0" w:type="dxa"/>
-          </w:tblCellMar>
-        </w:tblPrEx>
         <w:tc>
           <w:tcPr>
             <w:tcW w:w="2200" w:type="dxa"/>
@@ -4647,12 +3812,6 @@
         </w:tc>
       </w:tr>
       <w:tr>
-        <w:tblPrEx>
-          <w:tblCellMar>
-            <w:top w:w="0" w:type="dxa"/>
-            <w:bottom w:w="0" w:type="dxa"/>
-          </w:tblCellMar>
-        </w:tblPrEx>
         <w:tc>
           <w:tcPr>
             <w:tcW w:w="2200" w:type="dxa"/>
@@ -4868,11 +4027,9 @@
             <w:tcW w:w="2123" w:type="dxa"/>
           </w:tcPr>
           <w:p>
-            <w:proofErr w:type="spellStart"/>
             <w:r>
               <w:t>nomeInsegnamento</w:t>
             </w:r>
-            <w:proofErr w:type="spellEnd"/>
           </w:p>
         </w:tc>
         <w:tc>
@@ -4880,11 +4037,9 @@
             <w:tcW w:w="2757" w:type="dxa"/>
           </w:tcPr>
           <w:p>
-            <w:proofErr w:type="spellStart"/>
             <w:r>
               <w:t>String</w:t>
             </w:r>
-            <w:proofErr w:type="spellEnd"/>
           </w:p>
         </w:tc>
         <w:tc>
@@ -4924,14 +4079,12 @@
             <w:tcW w:w="2757" w:type="dxa"/>
           </w:tcPr>
           <w:p>
-            <w:proofErr w:type="spellStart"/>
             <w:r>
               <w:t>i</w:t>
             </w:r>
             <w:r>
               <w:t>nt</w:t>
             </w:r>
-            <w:proofErr w:type="spellEnd"/>
           </w:p>
         </w:tc>
         <w:tc>
@@ -4979,11 +4132,9 @@
             <w:tcW w:w="2757" w:type="dxa"/>
           </w:tcPr>
           <w:p>
-            <w:proofErr w:type="spellStart"/>
             <w:r>
               <w:t>int</w:t>
             </w:r>
-            <w:proofErr w:type="spellEnd"/>
           </w:p>
         </w:tc>
         <w:tc>
@@ -5021,11 +4172,9 @@
             <w:tcW w:w="2123" w:type="dxa"/>
           </w:tcPr>
           <w:p>
-            <w:proofErr w:type="spellStart"/>
             <w:r>
               <w:t>Docente_Titolare</w:t>
             </w:r>
-            <w:proofErr w:type="spellEnd"/>
           </w:p>
         </w:tc>
         <w:tc>
@@ -5033,11 +4182,9 @@
             <w:tcW w:w="2757" w:type="dxa"/>
           </w:tcPr>
           <w:p>
-            <w:proofErr w:type="spellStart"/>
             <w:r>
               <w:t>String</w:t>
             </w:r>
-            <w:proofErr w:type="spellEnd"/>
           </w:p>
         </w:tc>
         <w:tc>
@@ -5086,15 +4233,7 @@
           </w:tcPr>
           <w:p>
             <w:r>
-              <w:t>List&lt;</w:t>
-            </w:r>
-            <w:proofErr w:type="spellStart"/>
-            <w:r>
-              <w:t>String</w:t>
-            </w:r>
-            <w:proofErr w:type="spellEnd"/>
-            <w:r>
-              <w:t>&gt;</w:t>
+              <w:t>List&lt;String&gt;</w:t>
             </w:r>
           </w:p>
         </w:tc>
@@ -5205,15 +4344,7 @@
         <w:t>Di seguito vengono spiegate nel dettaglio le</w:t>
       </w:r>
       <w:r>
-        <w:t xml:space="preserve"> associazioni presenti nel class </w:t>
-      </w:r>
-      <w:proofErr w:type="spellStart"/>
-      <w:r>
-        <w:t>diagram</w:t>
-      </w:r>
-      <w:proofErr w:type="spellEnd"/>
-      <w:r>
-        <w:t xml:space="preserve"> sottostante</w:t>
+        <w:t xml:space="preserve"> associazioni presenti nel class diagram sottostante</w:t>
       </w:r>
       <w:r>
         <w:rPr>
@@ -5328,10 +4459,7 @@
         <w:t xml:space="preserve">5.2 </w:t>
       </w:r>
       <w:r>
-        <w:t>ASSOCIAZIONE</w:t>
-      </w:r>
-      <w:r>
-        <w:t xml:space="preserve"> </w:t>
+        <w:t xml:space="preserve">ASSOCIAZIONE </w:t>
       </w:r>
       <w:r>
         <w:t xml:space="preserve">DOCENTE </w:t>
@@ -5369,10 +4497,7 @@
         <w:t xml:space="preserve">5.3 </w:t>
       </w:r>
       <w:r>
-        <w:t>ASSOCIAZIONE</w:t>
-      </w:r>
-      <w:r>
-        <w:t xml:space="preserve"> </w:t>
+        <w:t xml:space="preserve">ASSOCIAZIONE </w:t>
       </w:r>
       <w:r>
         <w:t>RESPONSABILE VALUTA SPOSTAMENTO_LEZIONE</w:t>
@@ -5442,42 +4567,62 @@
         <w:t xml:space="preserve">5.4 </w:t>
       </w:r>
       <w:r>
+        <w:t xml:space="preserve">ASSOCIAZIONE </w:t>
+      </w:r>
+      <w:r>
+        <w:t>RESPONSABILE CREA LEZIONE</w:t>
+      </w:r>
+    </w:p>
+    <w:p>
+      <w:r>
+        <w:t xml:space="preserve">La relazione tra un Responsabile e una Lezione descrive un’altra situazione amministrativa del </w:t>
+      </w:r>
+      <w:r>
+        <w:t>Responsabile</w:t>
+      </w:r>
+      <w:r>
+        <w:t xml:space="preserve">. </w:t>
+      </w:r>
+      <w:r>
+        <w:t xml:space="preserve">Un Responsabile può creare zero o più </w:t>
+      </w:r>
+      <w:r>
+        <w:t>L</w:t>
+      </w:r>
+      <w:r>
+        <w:t>ezion</w:t>
+      </w:r>
+      <w:r>
+        <w:t>i card (1,1)</w:t>
+      </w:r>
+      <w:r>
+        <w:t>. Ogni Lezione è creata da esattamente</w:t>
+      </w:r>
+      <w:r>
+        <w:t xml:space="preserve"> un Responsabile card. (1,1).  </w:t>
+      </w:r>
+    </w:p>
+    <w:p/>
+    <w:p>
+      <w:pPr>
+        <w:pStyle w:val="Titolo2"/>
+      </w:pPr>
+      <w:r>
+        <w:t xml:space="preserve">5.5 </w:t>
+      </w:r>
+      <w:r>
         <w:t>ASSOCIAZIONE</w:t>
       </w:r>
       <w:r>
         <w:t xml:space="preserve"> </w:t>
       </w:r>
       <w:r>
-        <w:t>RESPONSABILE CREA LEZIONE</w:t>
-      </w:r>
-    </w:p>
-    <w:p>
-      <w:r>
-        <w:t xml:space="preserve">La relazione tra un Responsabile e una Lezione descrive un’altra situazione amministrativa del </w:t>
-      </w:r>
-      <w:r>
-        <w:t>Responsabile</w:t>
-      </w:r>
-      <w:r>
-        <w:t xml:space="preserve">. </w:t>
-      </w:r>
-      <w:r>
-        <w:t xml:space="preserve">Un Responsabile può creare zero o più </w:t>
-      </w:r>
-      <w:r>
-        <w:t>L</w:t>
-      </w:r>
-      <w:r>
-        <w:t>ezion</w:t>
-      </w:r>
-      <w:r>
-        <w:t>i card (1,1)</w:t>
-      </w:r>
-      <w:r>
-        <w:t>. Ogni Lezione è creata da esattamente</w:t>
-      </w:r>
-      <w:r>
-        <w:t xml:space="preserve"> un Responsabile card. (1,1).  </w:t>
+        <w:t>STUDENTE visualizza ORARIO</w:t>
+      </w:r>
+    </w:p>
+    <w:p>
+      <w:r>
+        <w:t>Uno STUDENTE può visualizzare il proprio orario tramite il metodo VisualizzaOrario(). La relazione tra STUDENTE e ORARIO è N:M: uno studente può seguire più orari (per diversi anni o corsi) e un orario può essere condiviso tra più studenti.</w:t>
       </w:r>
     </w:p>
     <w:p/>
@@ -5486,7 +4631,7 @@
         <w:pStyle w:val="Titolo2"/>
       </w:pPr>
       <w:r>
-        <w:t xml:space="preserve">5.5 </w:t>
+        <w:t xml:space="preserve">5.6 </w:t>
       </w:r>
       <w:r>
         <w:t>ASSOCIAZIONE</w:t>
@@ -5495,20 +4640,27 @@
         <w:t xml:space="preserve"> </w:t>
       </w:r>
       <w:r>
-        <w:t>STUDENTE visualizza ORARIO</w:t>
-      </w:r>
-    </w:p>
-    <w:p>
-      <w:r>
-        <w:t xml:space="preserve">Uno STUDENTE può visualizzare il proprio orario tramite il metodo </w:t>
-      </w:r>
-      <w:proofErr w:type="spellStart"/>
-      <w:r>
-        <w:t>VisualizzaOrario</w:t>
-      </w:r>
-      <w:proofErr w:type="spellEnd"/>
-      <w:r>
-        <w:t>(). La relazione tra STUDENTE e ORARIO è N:M: uno studente può seguire più orari (per diversi anni o corsi) e un orario può essere condiviso tra più studenti.</w:t>
+        <w:t>ORARIO contiene LEZIONE</w:t>
+      </w:r>
+    </w:p>
+    <w:p>
+      <w:r>
+        <w:t xml:space="preserve">LEZIONE è in relazione di </w:t>
+      </w:r>
+      <w:r>
+        <w:t>aggregazione</w:t>
+      </w:r>
+      <w:r>
+        <w:t xml:space="preserve"> con ORARIO: un ORARIO è composto da zero o più lezioni. </w:t>
+      </w:r>
+      <w:r>
+        <w:t>Parliamo di aggregazione poiché l’orario è composto da un elenco di lezioni (le sue parti), non è una composizione poiché la lezione esiste a prescindere se presente o no nell’orario</w:t>
+      </w:r>
+      <w:r>
+        <w:t>. Una lezione appartiene a esattamente un orario.</w:t>
+      </w:r>
+      <w:r>
+        <w:t xml:space="preserve"> Quindi la relazione è 1:N. La cardinalità d</w:t>
       </w:r>
     </w:p>
     <w:p/>
@@ -5517,51 +4669,10 @@
         <w:pStyle w:val="Titolo2"/>
       </w:pPr>
       <w:r>
-        <w:t xml:space="preserve">5.6 </w:t>
-      </w:r>
-      <w:r>
-        <w:t>ASSOCIAZIONE</w:t>
-      </w:r>
-      <w:r>
-        <w:t xml:space="preserve"> </w:t>
-      </w:r>
-      <w:r>
-        <w:t>ORARIO contiene LEZIONE</w:t>
-      </w:r>
-    </w:p>
-    <w:p>
-      <w:r>
-        <w:t xml:space="preserve">LEZIONE è in relazione di </w:t>
-      </w:r>
-      <w:r>
-        <w:t>aggregazione</w:t>
-      </w:r>
-      <w:r>
-        <w:t xml:space="preserve"> con ORARIO: un ORARIO è composto da zero o più lezioni. </w:t>
-      </w:r>
-      <w:r>
-        <w:t>Parliamo di aggregazione poiché l’orario è composto da un elenco di lezioni (le sue parti), non è una composizione poiché la lezione esiste a prescindere se presente o no nell’orario</w:t>
-      </w:r>
-      <w:r>
-        <w:t>. Una lezione appartiene a esattamente un orario.</w:t>
-      </w:r>
-      <w:r>
-        <w:t xml:space="preserve"> Quindi la relazione è 1:N. La cardinalità d</w:t>
-      </w:r>
-    </w:p>
-    <w:p/>
-    <w:p>
-      <w:pPr>
-        <w:pStyle w:val="Titolo2"/>
-      </w:pPr>
-      <w:r>
         <w:t xml:space="preserve">5.7 </w:t>
       </w:r>
       <w:r>
-        <w:t>ASSOCIAZIONE</w:t>
-      </w:r>
-      <w:r>
-        <w:t xml:space="preserve"> </w:t>
+        <w:t xml:space="preserve">ASSOCIAZIONE </w:t>
       </w:r>
       <w:r>
         <w:t>RESPONSABILE gestisce Elenco insegnamenti</w:t>
@@ -5569,23 +4680,7 @@
     </w:p>
     <w:p>
       <w:r>
-        <w:t>Il RESPONSABILE gestisce un elenco di insegnamenti attivi (</w:t>
-      </w:r>
-      <w:proofErr w:type="spellStart"/>
-      <w:r>
-        <w:t>InsegnAttivo</w:t>
-      </w:r>
-      <w:proofErr w:type="spellEnd"/>
-      <w:r>
-        <w:t xml:space="preserve">: Elenco [0..n]). Tramite il metodo </w:t>
-      </w:r>
-      <w:proofErr w:type="spellStart"/>
-      <w:r>
-        <w:t>definisceInsegnamenti</w:t>
-      </w:r>
-      <w:proofErr w:type="spellEnd"/>
-      <w:r>
-        <w:t>() il responsabile aggiunge, modifica o rimuove insegnamenti dall'elenco.</w:t>
+        <w:t>Il RESPONSABILE gestisce un elenco di insegnamenti attivi (InsegnAttivo: Elenco [0..n]). Tramite il metodo definisceInsegnamenti() il responsabile aggiunge, modifica o rimuove insegnamenti dall'elenco.</w:t>
       </w:r>
     </w:p>
     <w:sectPr>
@@ -6331,6 +5426,7 @@
   <w:style w:type="character" w:default="1" w:styleId="Carpredefinitoparagrafo">
     <w:name w:val="Default Paragraph Font"/>
     <w:uiPriority w:val="1"/>
+    <w:semiHidden/>
     <w:unhideWhenUsed/>
   </w:style>
   <w:style w:type="table" w:default="1" w:styleId="Tabellanormale">

--- a/doc/primoHomework/Documentazione_OrarioLezione.docx
+++ b/doc/primoHomework/Documentazione_OrarioLezione.docx
@@ -1,6 +1,6 @@
 
 <file path=word/document.xml><?xml version="1.0" encoding="utf-8"?>
-<w:document xmlns:wpc="http://schemas.microsoft.com/office/word/2010/wordprocessingCanvas" xmlns:cx="http://schemas.microsoft.com/office/drawing/2014/chartex" xmlns:cx1="http://schemas.microsoft.com/office/drawing/2015/9/8/chartex" xmlns:cx2="http://schemas.microsoft.com/office/drawing/2015/10/21/chartex" xmlns:cx3="http://schemas.microsoft.com/office/drawing/2016/5/9/chartex" xmlns:cx4="http://schemas.microsoft.com/office/drawing/2016/5/10/chartex" xmlns:cx5="http://schemas.microsoft.com/office/drawing/2016/5/11/chartex" xmlns:cx6="http://schemas.microsoft.com/office/drawing/2016/5/12/chartex" xmlns:cx7="http://schemas.microsoft.com/office/drawing/2016/5/13/chartex" xmlns:cx8="http://schemas.microsoft.com/office/drawing/2016/5/14/chartex" xmlns:mc="http://schemas.openxmlformats.org/markup-compatibility/2006" xmlns:aink="http://schemas.microsoft.com/office/drawing/2016/ink" xmlns:am3d="http://schemas.microsoft.com/office/drawing/2017/model3d" xmlns:o="urn:schemas-microsoft-com:office:office" xmlns:oel="http://schemas.microsoft.com/office/2019/extlst" xmlns:r="http://schemas.openxmlformats.org/officeDocument/2006/relationships" xmlns:m="http://schemas.openxmlformats.org/officeDocument/2006/math" xmlns:v="urn:schemas-microsoft-com:vml" xmlns:wp14="http://schemas.microsoft.com/office/word/2010/wordprocessingDrawing" xmlns:wp="http://schemas.openxmlformats.org/drawingml/2006/wordprocessingDrawing" xmlns:w10="urn:schemas-microsoft-com:office:word" xmlns:w="http://schemas.openxmlformats.org/wordprocessingml/2006/main" xmlns:w14="http://schemas.microsoft.com/office/word/2010/wordml" xmlns:w15="http://schemas.microsoft.com/office/word/2012/wordml" xmlns:w16cex="http://schemas.microsoft.com/office/word/2018/wordml/cex" xmlns:w16cid="http://schemas.microsoft.com/office/word/2016/wordml/cid" xmlns:w16="http://schemas.microsoft.com/office/word/2018/wordml" xmlns:w16du="http://schemas.microsoft.com/office/word/2023/wordml/word16du" xmlns:w16sdtdh="http://schemas.microsoft.com/office/word/2020/wordml/sdtdatahash" xmlns:w16se="http://schemas.microsoft.com/office/word/2015/wordml/symex" xmlns:wpg="http://schemas.microsoft.com/office/word/2010/wordprocessingGroup" xmlns:wpi="http://schemas.microsoft.com/office/word/2010/wordprocessingInk" xmlns:wne="http://schemas.microsoft.com/office/word/2006/wordml" xmlns:wps="http://schemas.microsoft.com/office/word/2010/wordprocessingShape" mc:Ignorable="w14 w15 w16se w16cid w16 w16cex w16sdtdh w16du wp14">
+<w:document xmlns:wpc="http://schemas.microsoft.com/office/word/2010/wordprocessingCanvas" xmlns:cx="http://schemas.microsoft.com/office/drawing/2014/chartex" xmlns:cx1="http://schemas.microsoft.com/office/drawing/2015/9/8/chartex" xmlns:cx2="http://schemas.microsoft.com/office/drawing/2015/10/21/chartex" xmlns:cx3="http://schemas.microsoft.com/office/drawing/2016/5/9/chartex" xmlns:cx4="http://schemas.microsoft.com/office/drawing/2016/5/10/chartex" xmlns:cx5="http://schemas.microsoft.com/office/drawing/2016/5/11/chartex" xmlns:cx6="http://schemas.microsoft.com/office/drawing/2016/5/12/chartex" xmlns:cx7="http://schemas.microsoft.com/office/drawing/2016/5/13/chartex" xmlns:cx8="http://schemas.microsoft.com/office/drawing/2016/5/14/chartex" xmlns:mc="http://schemas.openxmlformats.org/markup-compatibility/2006" xmlns:aink="http://schemas.microsoft.com/office/drawing/2016/ink" xmlns:am3d="http://schemas.microsoft.com/office/drawing/2017/model3d" xmlns:o="urn:schemas-microsoft-com:office:office" xmlns:oel="http://schemas.microsoft.com/office/2019/extlst" xmlns:r="http://schemas.openxmlformats.org/officeDocument/2006/relationships" xmlns:m="http://schemas.openxmlformats.org/officeDocument/2006/math" xmlns:v="urn:schemas-microsoft-com:vml" xmlns:wp14="http://schemas.microsoft.com/office/word/2010/wordprocessingDrawing" xmlns:wp="http://schemas.openxmlformats.org/drawingml/2006/wordprocessingDrawing" xmlns:w10="urn:schemas-microsoft-com:office:word" xmlns:w="http://schemas.openxmlformats.org/wordprocessingml/2006/main" xmlns:w14="http://schemas.microsoft.com/office/word/2010/wordml" xmlns:w15="http://schemas.microsoft.com/office/word/2012/wordml" xmlns:w16cei="http://schemas.microsoft.com/office/word/2026/wordml/cei" xmlns:w16cex="http://schemas.microsoft.com/office/word/2018/wordml/cex" xmlns:w16cid="http://schemas.microsoft.com/office/word/2016/wordml/cid" xmlns:w16="http://schemas.microsoft.com/office/word/2018/wordml" xmlns:w16du="http://schemas.microsoft.com/office/word/2023/wordml/word16du" xmlns:w16sdtdh="http://schemas.microsoft.com/office/word/2020/wordml/sdtdatahash" xmlns:w16sdtfl="http://schemas.microsoft.com/office/word/2024/wordml/sdtformatlock" xmlns:w16se="http://schemas.microsoft.com/office/word/2015/wordml/symex" xmlns:wpg="http://schemas.microsoft.com/office/word/2010/wordprocessingGroup" xmlns:wpi="http://schemas.microsoft.com/office/word/2010/wordprocessingInk" xmlns:wne="http://schemas.microsoft.com/office/word/2006/wordml" xmlns:wps="http://schemas.microsoft.com/office/word/2010/wordprocessingShape" mc:Ignorable="w14 w15 w16se w16cid w16 w16cex w16sdtdh w16sdtfl w16du wp14">
   <w:body>
     <w:p>
       <w:pPr>
@@ -29,15 +29,7 @@
           <w:sz w:val="24"/>
           <w:szCs w:val="24"/>
         </w:rPr>
-        <w:t xml:space="preserve">Gruppo </w:t>
-      </w:r>
-      <w:r>
-        <w:rPr>
-          <w:color w:val="666666"/>
-          <w:sz w:val="24"/>
-          <w:szCs w:val="24"/>
-        </w:rPr>
-        <w:t>14</w:t>
+        <w:t>Gruppo 14</w:t>
       </w:r>
     </w:p>
     <w:p>
@@ -66,20 +58,29 @@
         <w:t>Il sistema realizzato risponde alla traccia "Orari delle lezioni", che richiede la gestione dell'orario settimanale di un corso di laurea, la pianificazione delle attività didattiche, la gestione delle aule e il supporto alle richieste di spostamento da parte dei docenti.</w:t>
       </w:r>
     </w:p>
-    <w:p>
-      <w:r>
-        <w:rPr>
-          <w:b/>
-          <w:bCs/>
+    <w:p/>
+    <w:p>
+      <w:r>
+        <w:t xml:space="preserve">Il package model contiene tutte le classi del dominio del problema ed è strutturato secondo il diagramma UML </w:t>
+      </w:r>
+      <w:r>
+        <w:t>in figura</w:t>
+      </w:r>
+      <w:r>
+        <w:t>. Di seguito vengono documentate e motivate tutte le scelte effettuate per ogni entità, attributo, metodo, enumerazione, relazione e gerarchia.</w:t>
+      </w:r>
+    </w:p>
+    <w:p/>
+    <w:p>
+      <w:r>
+        <w:rPr>
           <w:noProof/>
-          <w:sz w:val="32"/>
-          <w:szCs w:val="32"/>
         </w:rPr>
         <w:drawing>
-          <wp:inline distT="0" distB="0" distL="0" distR="0" wp14:anchorId="0BC50E73" wp14:editId="001F5364">
-            <wp:extent cx="6111240" cy="3253740"/>
-            <wp:effectExtent l="0" t="0" r="3810" b="3810"/>
-            <wp:docPr id="1644983615" name="Immagine 2"/>
+          <wp:inline distT="0" distB="0" distL="0" distR="0" wp14:anchorId="30D3EB3F" wp14:editId="4411E51D">
+            <wp:extent cx="6120130" cy="2856865"/>
+            <wp:effectExtent l="0" t="0" r="0" b="635"/>
+            <wp:docPr id="785836591" name="Immagine 2"/>
             <wp:cNvGraphicFramePr>
               <a:graphicFrameLocks xmlns:a="http://schemas.openxmlformats.org/drawingml/2006/main" noChangeAspect="1"/>
             </wp:cNvGraphicFramePr>
@@ -87,36 +88,29 @@
               <a:graphicData uri="http://schemas.openxmlformats.org/drawingml/2006/picture">
                 <pic:pic xmlns:pic="http://schemas.openxmlformats.org/drawingml/2006/picture">
                   <pic:nvPicPr>
-                    <pic:cNvPr id="0" name="Picture 2"/>
-                    <pic:cNvPicPr>
-                      <a:picLocks noChangeAspect="1" noChangeArrowheads="1"/>
-                    </pic:cNvPicPr>
+                    <pic:cNvPr id="785836591" name="Immagine 785836591"/>
+                    <pic:cNvPicPr/>
                   </pic:nvPicPr>
                   <pic:blipFill>
-                    <a:blip r:embed="rId6">
+                    <a:blip r:embed="rId6" cstate="print">
                       <a:extLst>
                         <a:ext uri="{28A0092B-C50C-407E-A947-70E740481C1C}">
                           <a14:useLocalDpi xmlns:a14="http://schemas.microsoft.com/office/drawing/2010/main" val="0"/>
                         </a:ext>
                       </a:extLst>
                     </a:blip>
-                    <a:srcRect/>
                     <a:stretch>
                       <a:fillRect/>
                     </a:stretch>
                   </pic:blipFill>
-                  <pic:spPr bwMode="auto">
+                  <pic:spPr>
                     <a:xfrm>
                       <a:off x="0" y="0"/>
-                      <a:ext cx="6111240" cy="3253740"/>
+                      <a:ext cx="6120130" cy="2856865"/>
                     </a:xfrm>
                     <a:prstGeom prst="rect">
                       <a:avLst/>
                     </a:prstGeom>
-                    <a:noFill/>
-                    <a:ln>
-                      <a:noFill/>
-                    </a:ln>
                   </pic:spPr>
                 </pic:pic>
               </a:graphicData>
@@ -125,23 +119,19 @@
         </w:drawing>
       </w:r>
     </w:p>
-    <w:p>
-      <w:r>
-        <w:t xml:space="preserve">Il package model contiene tutte le classi del dominio del problema ed è strutturato secondo il diagramma UML </w:t>
-      </w:r>
-      <w:r>
-        <w:t>in figura</w:t>
-      </w:r>
-      <w:r>
-        <w:t>. Di seguito vengono documentate e motivate tutte le scelte effettuate per ogni entità, attributo, metodo, enumerazione, relazione e gerarchia.</w:t>
-      </w:r>
-    </w:p>
     <w:p/>
+    <w:p/>
+    <w:p/>
+    <w:p/>
+    <w:p/>
+    <w:p/>
+    <w:p/>
     <w:p>
       <w:pPr>
         <w:pStyle w:val="Titolo1"/>
       </w:pPr>
       <w:r>
+        <w:lastRenderedPageBreak/>
         <w:t>2.</w:t>
       </w:r>
       <w:r>
@@ -190,7 +180,6 @@
           <w:b/>
           <w:bCs/>
         </w:rPr>
-        <w:lastRenderedPageBreak/>
         <w:t>Di seguito vengono descritti gli</w:t>
       </w:r>
       <w:r>
@@ -455,9 +444,11 @@
             <w:tcW w:w="1925" w:type="dxa"/>
           </w:tcPr>
           <w:p>
+            <w:proofErr w:type="gramStart"/>
             <w:r>
               <w:t>email</w:t>
             </w:r>
+            <w:proofErr w:type="gramEnd"/>
           </w:p>
         </w:tc>
         <w:tc>
@@ -588,13 +579,21 @@
     <w:bookmarkEnd w:id="0"/>
     <w:p>
       <w:r>
-        <w:t>Tutti gli attributi sono protected per renderli accessibili direttamente nelle sottoclassi senza ricorrere a getter ridondanti, mantenendo comunque l'incapsulamento rispetto al resto del sistema</w:t>
+        <w:t xml:space="preserve">Tutti gli attributi sono protected per renderli accessibili direttamente nelle sottoclassi senza ricorrere a getter ridondanti, mantenendo comunque l'incapsulamento rispetto al resto del </w:t>
+      </w:r>
+      <w:proofErr w:type="gramStart"/>
+      <w:r>
+        <w:t>sistema</w:t>
       </w:r>
       <w:r>
         <w:t>(</w:t>
       </w:r>
       <w:r>
-        <w:t xml:space="preserve"> semplificazione voluta a discapito dell'incapsulamento stretto</w:t>
+        <w:t xml:space="preserve"> semplificazione</w:t>
+      </w:r>
+      <w:proofErr w:type="gramEnd"/>
+      <w:r>
+        <w:t xml:space="preserve"> voluta a discapito dell'incapsulamento stretto</w:t>
       </w:r>
       <w:r>
         <w:t>).</w:t>
@@ -624,7 +623,25 @@
           <w:bCs/>
           <w:color w:val="0070C0"/>
         </w:rPr>
-        <w:t xml:space="preserve">-Metodo login(login,password) </w:t>
+        <w:t>-Metodo login(</w:t>
+      </w:r>
+      <w:proofErr w:type="gramStart"/>
+      <w:r>
+        <w:rPr>
+          <w:b/>
+          <w:bCs/>
+          <w:color w:val="0070C0"/>
+        </w:rPr>
+        <w:t>login,password</w:t>
+      </w:r>
+      <w:proofErr w:type="gramEnd"/>
+      <w:r>
+        <w:rPr>
+          <w:b/>
+          <w:bCs/>
+          <w:color w:val="0070C0"/>
+        </w:rPr>
+        <w:t xml:space="preserve">) </w:t>
       </w:r>
     </w:p>
     <w:p>
@@ -872,6 +889,7 @@
           </w:tcPr>
           <w:p>
             <w:r>
+              <w:lastRenderedPageBreak/>
               <w:t>facoltà</w:t>
             </w:r>
           </w:p>
@@ -931,7 +949,6 @@
           <w:bCs/>
           <w:color w:val="0070C0"/>
         </w:rPr>
-        <w:lastRenderedPageBreak/>
         <w:t xml:space="preserve">2.2.1 </w:t>
       </w:r>
       <w:r>
@@ -940,14 +957,32 @@
           <w:bCs/>
           <w:color w:val="0070C0"/>
         </w:rPr>
-        <w:t>Metodo visualizzaOrario(…)</w:t>
-      </w:r>
+        <w:t xml:space="preserve">Metodo </w:t>
+      </w:r>
+      <w:proofErr w:type="gramStart"/>
       <w:r>
         <w:rPr>
           <w:b/>
           <w:bCs/>
           <w:color w:val="0070C0"/>
         </w:rPr>
+        <w:t>visualizzaOrario(</w:t>
+      </w:r>
+      <w:proofErr w:type="gramEnd"/>
+      <w:r>
+        <w:rPr>
+          <w:b/>
+          <w:bCs/>
+          <w:color w:val="0070C0"/>
+        </w:rPr>
+        <w:t>…)</w:t>
+      </w:r>
+      <w:r>
+        <w:rPr>
+          <w:b/>
+          <w:bCs/>
+          <w:color w:val="0070C0"/>
+        </w:rPr>
         <w:t xml:space="preserve"> </w:t>
       </w:r>
     </w:p>
@@ -1016,8 +1051,18 @@
           <w:bCs/>
           <w:color w:val="0070C0"/>
         </w:rPr>
-        <w:t>Metodo protected String getMatricola(</w:t>
-      </w:r>
+        <w:t xml:space="preserve">Metodo protected String </w:t>
+      </w:r>
+      <w:proofErr w:type="gramStart"/>
+      <w:r>
+        <w:rPr>
+          <w:b/>
+          <w:bCs/>
+          <w:color w:val="0070C0"/>
+        </w:rPr>
+        <w:t>getMatricola(</w:t>
+      </w:r>
+      <w:proofErr w:type="gramEnd"/>
       <w:r>
         <w:rPr>
           <w:b/>
@@ -1299,6 +1344,7 @@
         <w:spacing w:before="40" w:after="40" w:line="240" w:lineRule="auto"/>
         <w:contextualSpacing w:val="0"/>
       </w:pPr>
+      <w:proofErr w:type="gramStart"/>
       <w:r>
         <w:rPr>
           <w:rFonts w:eastAsia="Arial" w:cs="Arial"/>
@@ -1309,7 +1355,14 @@
         <w:rPr>
           <w:rFonts w:eastAsia="Arial" w:cs="Arial"/>
         </w:rPr>
-        <w:t>ddMateria(String): aggiunge una singola materia alla lista.</w:t>
+        <w:t>ddMateria(</w:t>
+      </w:r>
+      <w:proofErr w:type="gramEnd"/>
+      <w:r>
+        <w:rPr>
+          <w:rFonts w:eastAsia="Arial" w:cs="Arial"/>
+        </w:rPr>
+        <w:t>String): aggiunge una singola materia alla lista.</w:t>
       </w:r>
     </w:p>
     <w:p>
@@ -1322,6 +1375,7 @@
         <w:spacing w:before="40" w:after="40" w:line="240" w:lineRule="auto"/>
         <w:contextualSpacing w:val="0"/>
       </w:pPr>
+      <w:proofErr w:type="gramStart"/>
       <w:r>
         <w:rPr>
           <w:rFonts w:eastAsia="Arial" w:cs="Arial"/>
@@ -1332,7 +1386,14 @@
         <w:rPr>
           <w:rFonts w:eastAsia="Arial" w:cs="Arial"/>
         </w:rPr>
-        <w:t>emoveMateria(String): rimuove una singola materia dalla lista.</w:t>
+        <w:t>emoveMateria(</w:t>
+      </w:r>
+      <w:proofErr w:type="gramEnd"/>
+      <w:r>
+        <w:rPr>
+          <w:rFonts w:eastAsia="Arial" w:cs="Arial"/>
+        </w:rPr>
+        <w:t>String): rimuove una singola materia dalla lista.</w:t>
       </w:r>
     </w:p>
     <w:p>
@@ -1345,6 +1406,7 @@
         <w:spacing w:before="40" w:after="40" w:line="240" w:lineRule="auto"/>
         <w:contextualSpacing w:val="0"/>
       </w:pPr>
+      <w:proofErr w:type="gramStart"/>
       <w:r>
         <w:rPr>
           <w:rFonts w:eastAsia="Arial" w:cs="Arial"/>
@@ -1355,7 +1417,14 @@
         <w:rPr>
           <w:rFonts w:eastAsia="Arial" w:cs="Arial"/>
         </w:rPr>
-        <w:t>nserisciMaterie(List&lt;String&gt;): sostituisce l'intera lista (utile per aggiornamenti massivi).</w:t>
+        <w:t>nserisciMaterie(</w:t>
+      </w:r>
+      <w:proofErr w:type="gramEnd"/>
+      <w:r>
+        <w:rPr>
+          <w:rFonts w:eastAsia="Arial" w:cs="Arial"/>
+        </w:rPr>
+        <w:t>List&lt;String&gt;): sostituisce l'intera lista (utile per aggiornamenti massivi).</w:t>
       </w:r>
     </w:p>
     <w:p>
@@ -1368,11 +1437,19 @@
         <w:spacing w:before="40" w:after="40" w:line="240" w:lineRule="auto"/>
         <w:contextualSpacing w:val="0"/>
       </w:pPr>
+      <w:proofErr w:type="gramStart"/>
       <w:r>
         <w:rPr>
           <w:rFonts w:eastAsia="Arial" w:cs="Arial"/>
         </w:rPr>
-        <w:t>getMaterieInsegnate(): restituisce la lista corrente (getter di sola lettura).</w:t>
+        <w:t>getMaterieInsegnate(</w:t>
+      </w:r>
+      <w:proofErr w:type="gramEnd"/>
+      <w:r>
+        <w:rPr>
+          <w:rFonts w:eastAsia="Arial" w:cs="Arial"/>
+        </w:rPr>
+        <w:t>): restituisce la lista corrente (getter di sola lettura).</w:t>
       </w:r>
     </w:p>
     <w:p>
@@ -1430,7 +1507,49 @@
         <w:rPr>
           <w:rFonts w:eastAsia="Arial" w:cs="Arial"/>
         </w:rPr>
-        <w:t xml:space="preserve">Crea un oggetto Spostamento_Lezione passando se stesso come richiedente, quindi lo inoltra al responsabile tramite responsabile.riceviRichiesta(). Restituisce l'oggetto creato così che il chiamante </w:t>
+        <w:t xml:space="preserve">Crea un oggetto Spostamento_Lezione passando </w:t>
+      </w:r>
+      <w:proofErr w:type="gramStart"/>
+      <w:r>
+        <w:rPr>
+          <w:rFonts w:eastAsia="Arial" w:cs="Arial"/>
+        </w:rPr>
+        <w:t>se</w:t>
+      </w:r>
+      <w:proofErr w:type="gramEnd"/>
+      <w:r>
+        <w:rPr>
+          <w:rFonts w:eastAsia="Arial" w:cs="Arial"/>
+        </w:rPr>
+        <w:t xml:space="preserve"> stesso come </w:t>
+      </w:r>
+      <w:proofErr w:type="gramStart"/>
+      <w:r>
+        <w:rPr>
+          <w:rFonts w:eastAsia="Arial" w:cs="Arial"/>
+        </w:rPr>
+        <w:t>richiedente, quindi</w:t>
+      </w:r>
+      <w:proofErr w:type="gramEnd"/>
+      <w:r>
+        <w:rPr>
+          <w:rFonts w:eastAsia="Arial" w:cs="Arial"/>
+        </w:rPr>
+        <w:t xml:space="preserve"> lo inoltra al responsabile tramite </w:t>
+      </w:r>
+      <w:proofErr w:type="gramStart"/>
+      <w:r>
+        <w:rPr>
+          <w:rFonts w:eastAsia="Arial" w:cs="Arial"/>
+        </w:rPr>
+        <w:t>responsabile.riceviRichiesta</w:t>
+      </w:r>
+      <w:proofErr w:type="gramEnd"/>
+      <w:r>
+        <w:rPr>
+          <w:rFonts w:eastAsia="Arial" w:cs="Arial"/>
+        </w:rPr>
+        <w:t xml:space="preserve">(). Restituisce l'oggetto creato così che il chiamante </w:t>
       </w:r>
       <w:r>
         <w:rPr>
@@ -1471,6 +1590,7 @@
           <w:bCs/>
           <w:color w:val="0070C0"/>
         </w:rPr>
+        <w:lastRenderedPageBreak/>
         <w:t xml:space="preserve">2.3.3 </w:t>
       </w:r>
       <w:r>
@@ -1539,6 +1659,7 @@
         <w:rPr>
           <w:b/>
           <w:bCs/>
+          <w:u w:val="single"/>
         </w:rPr>
       </w:pPr>
     </w:p>
@@ -1547,7 +1668,6 @@
         <w:pStyle w:val="Titolo2"/>
       </w:pPr>
       <w:r>
-        <w:lastRenderedPageBreak/>
         <w:t xml:space="preserve">2.4 </w:t>
       </w:r>
       <w:r>
@@ -1562,14 +1682,22 @@
         <w:rPr>
           <w:rFonts w:eastAsia="Arial" w:cs="Arial"/>
         </w:rPr>
-        <w:t xml:space="preserve">Responsabile è la figura centrale del sistema: gestisce gli insegnamenti attivi, crea le lezioni </w:t>
-      </w:r>
+        <w:t xml:space="preserve">Responsabile è la figura centrale del sistema: gestisce gli insegnamenti attivi, crea le </w:t>
+      </w:r>
+      <w:proofErr w:type="gramStart"/>
       <w:r>
         <w:rPr>
           <w:rFonts w:eastAsia="Arial" w:cs="Arial"/>
         </w:rPr>
+        <w:t xml:space="preserve">lezioni </w:t>
+      </w:r>
+      <w:r>
+        <w:rPr>
+          <w:rFonts w:eastAsia="Arial" w:cs="Arial"/>
+        </w:rPr>
         <w:t>,</w:t>
       </w:r>
+      <w:proofErr w:type="gramEnd"/>
       <w:r>
         <w:rPr>
           <w:rFonts w:eastAsia="Arial" w:cs="Arial"/>
@@ -1580,7 +1708,21 @@
         <w:rPr>
           <w:rFonts w:eastAsia="Arial" w:cs="Arial"/>
         </w:rPr>
-        <w:t xml:space="preserve"> e può visualizzare gli eventuali conflitti che ci sono tra più lezioni(stesso docente o aula nella stessa fascia oraria).</w:t>
+        <w:t xml:space="preserve"> e può visualizzare gli eventuali conflitti che ci sono tra più </w:t>
+      </w:r>
+      <w:proofErr w:type="gramStart"/>
+      <w:r>
+        <w:rPr>
+          <w:rFonts w:eastAsia="Arial" w:cs="Arial"/>
+        </w:rPr>
+        <w:t>lezioni(</w:t>
+      </w:r>
+      <w:proofErr w:type="gramEnd"/>
+      <w:r>
+        <w:rPr>
+          <w:rFonts w:eastAsia="Arial" w:cs="Arial"/>
+        </w:rPr>
+        <w:t>stesso docente o aula nella stessa fascia oraria).</w:t>
       </w:r>
     </w:p>
     <w:tbl>
@@ -1708,7 +1850,13 @@
           </w:tcPr>
           <w:p>
             <w:r>
-              <w:t>List&lt;Elenco&gt;</w:t>
+              <w:t>List&lt;</w:t>
+            </w:r>
+            <w:r>
+              <w:t>Insegnamento</w:t>
+            </w:r>
+            <w:r>
+              <w:t>&gt;</w:t>
             </w:r>
           </w:p>
         </w:tc>
@@ -1844,7 +1992,99 @@
           <w:sz w:val="24"/>
           <w:szCs w:val="24"/>
         </w:rPr>
-        <w:t>Metodo definisci(List&lt;Elenco&gt;) : List&lt;Elenco&gt;</w:t>
+        <w:t xml:space="preserve">Metodo </w:t>
+      </w:r>
+      <w:proofErr w:type="gramStart"/>
+      <w:r>
+        <w:rPr>
+          <w:rFonts w:ascii="Arial" w:eastAsia="Arial" w:hAnsi="Arial" w:cs="Arial"/>
+          <w:b/>
+          <w:bCs/>
+          <w:color w:val="0070C0"/>
+          <w:sz w:val="24"/>
+          <w:szCs w:val="24"/>
+        </w:rPr>
+        <w:t>definisci(</w:t>
+      </w:r>
+      <w:proofErr w:type="gramEnd"/>
+      <w:r>
+        <w:rPr>
+          <w:rFonts w:ascii="Arial" w:eastAsia="Arial" w:hAnsi="Arial" w:cs="Arial"/>
+          <w:b/>
+          <w:bCs/>
+          <w:color w:val="0070C0"/>
+          <w:sz w:val="24"/>
+          <w:szCs w:val="24"/>
+        </w:rPr>
+        <w:t>List&lt;</w:t>
+      </w:r>
+      <w:r>
+        <w:rPr>
+          <w:rFonts w:ascii="Arial" w:eastAsia="Arial" w:hAnsi="Arial" w:cs="Arial"/>
+          <w:b/>
+          <w:bCs/>
+          <w:color w:val="0070C0"/>
+          <w:sz w:val="24"/>
+          <w:szCs w:val="24"/>
+        </w:rPr>
+        <w:t>Insegnamento</w:t>
+      </w:r>
+      <w:r>
+        <w:rPr>
+          <w:rFonts w:ascii="Arial" w:eastAsia="Arial" w:hAnsi="Arial" w:cs="Arial"/>
+          <w:b/>
+          <w:bCs/>
+          <w:color w:val="0070C0"/>
+          <w:sz w:val="24"/>
+          <w:szCs w:val="24"/>
+        </w:rPr>
+        <w:t>&gt;</w:t>
+      </w:r>
+      <w:proofErr w:type="gramStart"/>
+      <w:r>
+        <w:rPr>
+          <w:rFonts w:ascii="Arial" w:eastAsia="Arial" w:hAnsi="Arial" w:cs="Arial"/>
+          <w:b/>
+          <w:bCs/>
+          <w:color w:val="0070C0"/>
+          <w:sz w:val="24"/>
+          <w:szCs w:val="24"/>
+        </w:rPr>
+        <w:t>) :</w:t>
+      </w:r>
+      <w:proofErr w:type="gramEnd"/>
+      <w:r>
+        <w:rPr>
+          <w:rFonts w:ascii="Arial" w:eastAsia="Arial" w:hAnsi="Arial" w:cs="Arial"/>
+          <w:b/>
+          <w:bCs/>
+          <w:color w:val="0070C0"/>
+          <w:sz w:val="24"/>
+          <w:szCs w:val="24"/>
+        </w:rPr>
+        <w:t xml:space="preserve"> List&lt;</w:t>
+      </w:r>
+      <w:r>
+        <w:rPr>
+          <w:rFonts w:ascii="Arial" w:eastAsia="Arial" w:hAnsi="Arial" w:cs="Arial"/>
+          <w:b/>
+          <w:bCs/>
+          <w:color w:val="0070C0"/>
+          <w:sz w:val="24"/>
+          <w:szCs w:val="24"/>
+        </w:rPr>
+        <w:t>Insegnamento</w:t>
+      </w:r>
+      <w:r>
+        <w:rPr>
+          <w:rFonts w:ascii="Arial" w:eastAsia="Arial" w:hAnsi="Arial" w:cs="Arial"/>
+          <w:b/>
+          <w:bCs/>
+          <w:color w:val="0070C0"/>
+          <w:sz w:val="24"/>
+          <w:szCs w:val="24"/>
+        </w:rPr>
+        <w:t>&gt;</w:t>
       </w:r>
     </w:p>
     <w:p>
@@ -1857,11 +2097,6 @@
         </w:rPr>
         <w:t>Inizializza l'elenco degli insegnamenti attivi. Restituisce la lista per consentire al chiamante di verificare quanto definito. Deve essere invocato prima di qualsiasi operazione di creazione lezioni.</w:t>
       </w:r>
-    </w:p>
-    <w:p>
-      <w:pPr>
-        <w:spacing w:before="40" w:after="40"/>
-      </w:pPr>
     </w:p>
     <w:p>
       <w:pPr>
@@ -1882,7 +2117,7 @@
           <w:sz w:val="24"/>
           <w:szCs w:val="24"/>
         </w:rPr>
-        <w:t xml:space="preserve">2.4.2 </w:t>
+        <w:t>2.4.</w:t>
       </w:r>
       <w:r>
         <w:rPr>
@@ -1893,35 +2128,8 @@
           <w:sz w:val="24"/>
           <w:szCs w:val="24"/>
         </w:rPr>
-        <w:t>Metodo isDefinito() : boolean</w:t>
-      </w:r>
-    </w:p>
-    <w:p>
-      <w:pPr>
-        <w:spacing w:before="80" w:after="80"/>
-      </w:pPr>
-      <w:r>
-        <w:rPr>
-          <w:rFonts w:ascii="Arial" w:eastAsia="Arial" w:hAnsi="Arial" w:cs="Arial"/>
-        </w:rPr>
-        <w:t>Verifica che InsegnAttivo sia stato inizializzato e non sia vuoto. Usato come guardia in creaLezione() per prevenire operazioni su stato non inizializzato.</w:t>
-      </w:r>
-    </w:p>
-    <w:p>
-      <w:pPr>
-        <w:spacing w:before="40" w:after="40"/>
-      </w:pPr>
-    </w:p>
-    <w:p>
-      <w:pPr>
-        <w:pStyle w:val="Titolo3"/>
-        <w:pBdr>
-          <w:bottom w:val="single" w:sz="2" w:space="0" w:color="D6E4F7"/>
-        </w:pBdr>
-        <w:rPr>
-          <w:color w:val="0070C0"/>
-        </w:rPr>
-      </w:pPr>
+        <w:t>2</w:t>
+      </w:r>
       <w:r>
         <w:rPr>
           <w:rFonts w:ascii="Arial" w:eastAsia="Arial" w:hAnsi="Arial" w:cs="Arial"/>
@@ -1931,7 +2139,7 @@
           <w:sz w:val="24"/>
           <w:szCs w:val="24"/>
         </w:rPr>
-        <w:t xml:space="preserve">2.4.3 </w:t>
+        <w:t xml:space="preserve"> </w:t>
       </w:r>
       <w:r>
         <w:rPr>
@@ -1942,7 +2150,31 @@
           <w:sz w:val="24"/>
           <w:szCs w:val="24"/>
         </w:rPr>
-        <w:t>Metodo creaLezione(...) : Lezione</w:t>
+        <w:t>Metodo creaLezione</w:t>
+      </w:r>
+      <w:proofErr w:type="gramStart"/>
+      <w:r>
+        <w:rPr>
+          <w:rFonts w:ascii="Arial" w:eastAsia="Arial" w:hAnsi="Arial" w:cs="Arial"/>
+          <w:b/>
+          <w:bCs/>
+          <w:color w:val="0070C0"/>
+          <w:sz w:val="24"/>
+          <w:szCs w:val="24"/>
+        </w:rPr>
+        <w:t>(...) :</w:t>
+      </w:r>
+      <w:proofErr w:type="gramEnd"/>
+      <w:r>
+        <w:rPr>
+          <w:rFonts w:ascii="Arial" w:eastAsia="Arial" w:hAnsi="Arial" w:cs="Arial"/>
+          <w:b/>
+          <w:bCs/>
+          <w:color w:val="0070C0"/>
+          <w:sz w:val="24"/>
+          <w:szCs w:val="24"/>
+        </w:rPr>
+        <w:t xml:space="preserve"> Lezione</w:t>
       </w:r>
     </w:p>
     <w:p>
@@ -1986,7 +2218,25 @@
           <w:bCs/>
           <w:color w:val="0070C0"/>
         </w:rPr>
-        <w:t xml:space="preserve">2.4.4 </w:t>
+        <w:t>2.4.</w:t>
+      </w:r>
+      <w:r>
+        <w:rPr>
+          <w:rFonts w:eastAsia="Arial"/>
+          <w:b/>
+          <w:bCs/>
+          <w:color w:val="0070C0"/>
+        </w:rPr>
+        <w:t>3</w:t>
+      </w:r>
+      <w:r>
+        <w:rPr>
+          <w:rFonts w:eastAsia="Arial"/>
+          <w:b/>
+          <w:bCs/>
+          <w:color w:val="0070C0"/>
+        </w:rPr>
+        <w:t xml:space="preserve"> </w:t>
       </w:r>
       <w:r>
         <w:rPr>
@@ -2008,11 +2258,19 @@
         <w:spacing w:before="40" w:after="40" w:line="240" w:lineRule="auto"/>
         <w:contextualSpacing w:val="0"/>
       </w:pPr>
-      <w:r>
-        <w:rPr>
-          <w:rFonts w:ascii="Arial" w:eastAsia="Arial" w:hAnsi="Arial" w:cs="Arial"/>
-        </w:rPr>
-        <w:t>riceviRichiesta(Spostamento_Lezione): aggiunge la richiesta alla coda.</w:t>
+      <w:proofErr w:type="gramStart"/>
+      <w:r>
+        <w:rPr>
+          <w:rFonts w:ascii="Arial" w:eastAsia="Arial" w:hAnsi="Arial" w:cs="Arial"/>
+        </w:rPr>
+        <w:t>riceviRichiesta(</w:t>
+      </w:r>
+      <w:proofErr w:type="gramEnd"/>
+      <w:r>
+        <w:rPr>
+          <w:rFonts w:ascii="Arial" w:eastAsia="Arial" w:hAnsi="Arial" w:cs="Arial"/>
+        </w:rPr>
+        <w:t>Spostamento_Lezione): aggiunge la richiesta alla coda.</w:t>
       </w:r>
     </w:p>
     <w:p>
@@ -2025,11 +2283,19 @@
         <w:spacing w:before="40" w:after="40" w:line="240" w:lineRule="auto"/>
         <w:contextualSpacing w:val="0"/>
       </w:pPr>
-      <w:r>
-        <w:rPr>
-          <w:rFonts w:ascii="Arial" w:eastAsia="Arial" w:hAnsi="Arial" w:cs="Arial"/>
-        </w:rPr>
-        <w:t>approvaRichiesta(Spostamento_Lezione): imposta lo stato ad approvata e rimuove dalla coda.</w:t>
+      <w:proofErr w:type="gramStart"/>
+      <w:r>
+        <w:rPr>
+          <w:rFonts w:ascii="Arial" w:eastAsia="Arial" w:hAnsi="Arial" w:cs="Arial"/>
+        </w:rPr>
+        <w:t>approvaRichiesta(</w:t>
+      </w:r>
+      <w:proofErr w:type="gramEnd"/>
+      <w:r>
+        <w:rPr>
+          <w:rFonts w:ascii="Arial" w:eastAsia="Arial" w:hAnsi="Arial" w:cs="Arial"/>
+        </w:rPr>
+        <w:t>Spostamento_Lezione): imposta lo stato ad approvata e rimuove dalla coda.</w:t>
       </w:r>
     </w:p>
     <w:p>
@@ -2042,11 +2308,19 @@
         <w:spacing w:before="40" w:after="40" w:line="240" w:lineRule="auto"/>
         <w:contextualSpacing w:val="0"/>
       </w:pPr>
-      <w:r>
-        <w:rPr>
-          <w:rFonts w:ascii="Arial" w:eastAsia="Arial" w:hAnsi="Arial" w:cs="Arial"/>
-        </w:rPr>
-        <w:t>rifiutaRichiesta(Spostamento_Lezione): imposta lo stato a rifiutata e rimuove dalla coda.</w:t>
+      <w:proofErr w:type="gramStart"/>
+      <w:r>
+        <w:rPr>
+          <w:rFonts w:ascii="Arial" w:eastAsia="Arial" w:hAnsi="Arial" w:cs="Arial"/>
+        </w:rPr>
+        <w:t>rifiutaRichiesta(</w:t>
+      </w:r>
+      <w:proofErr w:type="gramEnd"/>
+      <w:r>
+        <w:rPr>
+          <w:rFonts w:ascii="Arial" w:eastAsia="Arial" w:hAnsi="Arial" w:cs="Arial"/>
+        </w:rPr>
+        <w:t>Spostamento_Lezione): imposta lo stato a rifiutata e rimuove dalla coda.</w:t>
       </w:r>
     </w:p>
     <w:p>
@@ -2056,11 +2330,19 @@
           <w:rFonts w:ascii="Arial" w:eastAsia="Arial" w:hAnsi="Arial" w:cs="Arial"/>
         </w:rPr>
       </w:pPr>
-      <w:r>
-        <w:rPr>
-          <w:rFonts w:ascii="Arial" w:eastAsia="Arial" w:hAnsi="Arial" w:cs="Arial"/>
-        </w:rPr>
-        <w:t>visualizzaRichieste(): restituisce l'intera coda per la consultazione</w:t>
+      <w:proofErr w:type="gramStart"/>
+      <w:r>
+        <w:rPr>
+          <w:rFonts w:ascii="Arial" w:eastAsia="Arial" w:hAnsi="Arial" w:cs="Arial"/>
+        </w:rPr>
+        <w:t>visualizzaRichieste(</w:t>
+      </w:r>
+      <w:proofErr w:type="gramEnd"/>
+      <w:r>
+        <w:rPr>
+          <w:rFonts w:ascii="Arial" w:eastAsia="Arial" w:hAnsi="Arial" w:cs="Arial"/>
+        </w:rPr>
+        <w:t>): restituisce l'intera coda per la consultazione</w:t>
       </w:r>
       <w:r>
         <w:rPr>
@@ -2568,7 +2850,21 @@
               <w:rPr>
                 <w:rFonts w:eastAsia="Arial" w:cs="Arial"/>
               </w:rPr>
-              <w:t>Ci serve poiché la traccia ci chiede di visualizzare tutte le lezioni di un determinato docente(metodo docente).</w:t>
+              <w:t xml:space="preserve">Ci serve poiché la traccia ci chiede di visualizzare tutte le lezioni di un determinato </w:t>
+            </w:r>
+            <w:proofErr w:type="gramStart"/>
+            <w:r>
+              <w:rPr>
+                <w:rFonts w:eastAsia="Arial" w:cs="Arial"/>
+              </w:rPr>
+              <w:t>docente(</w:t>
+            </w:r>
+            <w:proofErr w:type="gramEnd"/>
+            <w:r>
+              <w:rPr>
+                <w:rFonts w:eastAsia="Arial" w:cs="Arial"/>
+              </w:rPr>
+              <w:t>metodo docente).</w:t>
             </w:r>
           </w:p>
         </w:tc>
@@ -2590,7 +2886,21 @@
         <w:rPr>
           <w:rFonts w:ascii="Arial" w:eastAsia="Arial" w:hAnsi="Arial" w:cs="Arial"/>
         </w:rPr>
-        <w:t>Orari e giorno sono modellati come String per semplicità; in un sistema più robusto si userebbero LocalTime e DayOfWeek di java.time. Il metodo toString() restituisce una rappresentazione leggibile usata nei log e nell'output del TestModel.</w:t>
+        <w:t xml:space="preserve">Orari e giorno sono modellati come String per semplicità; in un sistema più robusto si userebbero LocalTime e DayOfWeek di java.time. Il metodo </w:t>
+      </w:r>
+      <w:proofErr w:type="gramStart"/>
+      <w:r>
+        <w:rPr>
+          <w:rFonts w:ascii="Arial" w:eastAsia="Arial" w:hAnsi="Arial" w:cs="Arial"/>
+        </w:rPr>
+        <w:t>toString(</w:t>
+      </w:r>
+      <w:proofErr w:type="gramEnd"/>
+      <w:r>
+        <w:rPr>
+          <w:rFonts w:ascii="Arial" w:eastAsia="Arial" w:hAnsi="Arial" w:cs="Arial"/>
+        </w:rPr>
+        <w:t>) restituisce una rappresentazione leggibile usata nei log e nell'output del TestModel.</w:t>
       </w:r>
     </w:p>
     <w:p>
@@ -2941,11 +3251,19 @@
         </w:rPr>
         <w:t xml:space="preserve"> </w:t>
       </w:r>
-      <w:r>
-        <w:rPr>
-          <w:rFonts w:ascii="Arial" w:eastAsia="Arial" w:hAnsi="Arial" w:cs="Arial"/>
-        </w:rPr>
-        <w:t>toMinuti(String)</w:t>
+      <w:proofErr w:type="gramStart"/>
+      <w:r>
+        <w:rPr>
+          <w:rFonts w:ascii="Arial" w:eastAsia="Arial" w:hAnsi="Arial" w:cs="Arial"/>
+        </w:rPr>
+        <w:t>toMinuti(</w:t>
+      </w:r>
+      <w:proofErr w:type="gramEnd"/>
+      <w:r>
+        <w:rPr>
+          <w:rFonts w:ascii="Arial" w:eastAsia="Arial" w:hAnsi="Arial" w:cs="Arial"/>
+        </w:rPr>
+        <w:t>String)</w:t>
       </w:r>
       <w:r>
         <w:rPr>
@@ -2983,7 +3301,29 @@
           <w:color w:val="0070C0"/>
           <w:lang w:eastAsia="it-IT"/>
         </w:rPr>
-        <w:t>Metodo sovrapposti()</w:t>
+        <w:t xml:space="preserve">Metodo </w:t>
+      </w:r>
+      <w:proofErr w:type="gramStart"/>
+      <w:r>
+        <w:rPr>
+          <w:rFonts w:eastAsia="Arial"/>
+          <w:b/>
+          <w:bCs/>
+          <w:color w:val="0070C0"/>
+          <w:lang w:eastAsia="it-IT"/>
+        </w:rPr>
+        <w:t>sovrapposti(</w:t>
+      </w:r>
+      <w:proofErr w:type="gramEnd"/>
+      <w:r>
+        <w:rPr>
+          <w:rFonts w:eastAsia="Arial"/>
+          <w:b/>
+          <w:bCs/>
+          <w:color w:val="0070C0"/>
+          <w:lang w:eastAsia="it-IT"/>
+        </w:rPr>
+        <w:t>)</w:t>
       </w:r>
     </w:p>
     <w:p>
@@ -3082,7 +3422,29 @@
           <w:color w:val="0070C0"/>
           <w:lang w:eastAsia="it-IT"/>
         </w:rPr>
-        <w:t>Metodo verificaConflitti()</w:t>
+        <w:t xml:space="preserve">Metodo </w:t>
+      </w:r>
+      <w:proofErr w:type="gramStart"/>
+      <w:r>
+        <w:rPr>
+          <w:rFonts w:eastAsia="Arial"/>
+          <w:b/>
+          <w:bCs/>
+          <w:color w:val="0070C0"/>
+          <w:lang w:eastAsia="it-IT"/>
+        </w:rPr>
+        <w:t>verificaConflitti(</w:t>
+      </w:r>
+      <w:proofErr w:type="gramEnd"/>
+      <w:r>
+        <w:rPr>
+          <w:rFonts w:eastAsia="Arial"/>
+          <w:b/>
+          <w:bCs/>
+          <w:color w:val="0070C0"/>
+          <w:lang w:eastAsia="it-IT"/>
+        </w:rPr>
+        <w:t>)</w:t>
       </w:r>
     </w:p>
     <w:p>
@@ -3866,458 +4228,10 @@
     <w:p>
       <w:pPr>
         <w:rPr>
-          <w:b/>
-          <w:bCs/>
-        </w:rPr>
-      </w:pPr>
-    </w:p>
-    <w:p>
-      <w:pPr>
-        <w:rPr>
-          <w:b/>
-          <w:bCs/>
-        </w:rPr>
-      </w:pPr>
-    </w:p>
-    <w:p>
-      <w:pPr>
-        <w:rPr>
-          <w:b/>
-          <w:bCs/>
-        </w:rPr>
-      </w:pPr>
-    </w:p>
-    <w:p>
-      <w:pPr>
-        <w:pStyle w:val="Titolo2"/>
-      </w:pPr>
-      <w:r>
-        <w:t xml:space="preserve">4.2 </w:t>
-      </w:r>
-      <w:r>
-        <w:t>ENUM ELENCO</w:t>
-      </w:r>
-    </w:p>
-    <w:p>
-      <w:pPr>
-        <w:rPr>
           <w:sz w:val="24"/>
           <w:szCs w:val="24"/>
         </w:rPr>
       </w:pPr>
-      <w:r>
-        <w:rPr>
-          <w:sz w:val="24"/>
-          <w:szCs w:val="24"/>
-        </w:rPr>
-        <w:t>Modella un insegnamento attivo per l’anno accademico corrente. Il responsabile popola una lista di oggetti Elenco per definire quali insegnamenti possono essere schedulati.</w:t>
-      </w:r>
-    </w:p>
-    <w:tbl>
-      <w:tblPr>
-        <w:tblStyle w:val="Grigliatabella"/>
-        <w:tblW w:w="0" w:type="auto"/>
-        <w:tblLook w:val="04A0" w:firstRow="1" w:lastRow="0" w:firstColumn="1" w:lastColumn="0" w:noHBand="0" w:noVBand="1"/>
-      </w:tblPr>
-      <w:tblGrid>
-        <w:gridCol w:w="2123"/>
-        <w:gridCol w:w="2681"/>
-        <w:gridCol w:w="2039"/>
-        <w:gridCol w:w="2785"/>
-      </w:tblGrid>
-      <w:tr>
-        <w:tc>
-          <w:tcPr>
-            <w:tcW w:w="2123" w:type="dxa"/>
-          </w:tcPr>
-          <w:p>
-            <w:pPr>
-              <w:rPr>
-                <w:b/>
-                <w:bCs/>
-              </w:rPr>
-            </w:pPr>
-            <w:r>
-              <w:rPr>
-                <w:b/>
-                <w:bCs/>
-              </w:rPr>
-              <w:t>ATTRIBUTO</w:t>
-            </w:r>
-          </w:p>
-        </w:tc>
-        <w:tc>
-          <w:tcPr>
-            <w:tcW w:w="2757" w:type="dxa"/>
-          </w:tcPr>
-          <w:p>
-            <w:pPr>
-              <w:rPr>
-                <w:b/>
-                <w:bCs/>
-              </w:rPr>
-            </w:pPr>
-            <w:r>
-              <w:rPr>
-                <w:b/>
-                <w:bCs/>
-              </w:rPr>
-              <w:t>TIPO</w:t>
-            </w:r>
-          </w:p>
-        </w:tc>
-        <w:tc>
-          <w:tcPr>
-            <w:tcW w:w="1898" w:type="dxa"/>
-          </w:tcPr>
-          <w:p>
-            <w:pPr>
-              <w:rPr>
-                <w:b/>
-                <w:bCs/>
-              </w:rPr>
-            </w:pPr>
-            <w:r>
-              <w:rPr>
-                <w:b/>
-                <w:bCs/>
-              </w:rPr>
-              <w:t>DESCR</w:t>
-            </w:r>
-            <w:r>
-              <w:rPr>
-                <w:b/>
-                <w:bCs/>
-              </w:rPr>
-              <w:t>I</w:t>
-            </w:r>
-            <w:r>
-              <w:rPr>
-                <w:b/>
-                <w:bCs/>
-              </w:rPr>
-              <w:t>ZIONE</w:t>
-            </w:r>
-          </w:p>
-        </w:tc>
-        <w:tc>
-          <w:tcPr>
-            <w:tcW w:w="2850" w:type="dxa"/>
-          </w:tcPr>
-          <w:p>
-            <w:pPr>
-              <w:rPr>
-                <w:b/>
-                <w:bCs/>
-              </w:rPr>
-            </w:pPr>
-            <w:r>
-              <w:rPr>
-                <w:b/>
-                <w:bCs/>
-              </w:rPr>
-              <w:t>MOTIVAZIONE</w:t>
-            </w:r>
-          </w:p>
-        </w:tc>
-      </w:tr>
-      <w:tr>
-        <w:tc>
-          <w:tcPr>
-            <w:tcW w:w="2123" w:type="dxa"/>
-          </w:tcPr>
-          <w:p>
-            <w:r>
-              <w:t>nomeInsegnamento</w:t>
-            </w:r>
-          </w:p>
-        </w:tc>
-        <w:tc>
-          <w:tcPr>
-            <w:tcW w:w="2757" w:type="dxa"/>
-          </w:tcPr>
-          <w:p>
-            <w:r>
-              <w:t>String</w:t>
-            </w:r>
-          </w:p>
-        </w:tc>
-        <w:tc>
-          <w:tcPr>
-            <w:tcW w:w="1898" w:type="dxa"/>
-          </w:tcPr>
-          <w:p>
-            <w:r>
-              <w:t>Nome dell’insegnamento.</w:t>
-            </w:r>
-          </w:p>
-        </w:tc>
-        <w:tc>
-          <w:tcPr>
-            <w:tcW w:w="2850" w:type="dxa"/>
-          </w:tcPr>
-          <w:p>
-            <w:r>
-              <w:t>Come richiesto della traccia.</w:t>
-            </w:r>
-          </w:p>
-        </w:tc>
-      </w:tr>
-      <w:tr>
-        <w:tc>
-          <w:tcPr>
-            <w:tcW w:w="2123" w:type="dxa"/>
-          </w:tcPr>
-          <w:p>
-            <w:r>
-              <w:t>cfu</w:t>
-            </w:r>
-          </w:p>
-        </w:tc>
-        <w:tc>
-          <w:tcPr>
-            <w:tcW w:w="2757" w:type="dxa"/>
-          </w:tcPr>
-          <w:p>
-            <w:r>
-              <w:t>i</w:t>
-            </w:r>
-            <w:r>
-              <w:t>nt</w:t>
-            </w:r>
-          </w:p>
-        </w:tc>
-        <w:tc>
-          <w:tcPr>
-            <w:tcW w:w="1898" w:type="dxa"/>
-          </w:tcPr>
-          <w:p>
-            <w:r>
-              <w:t>Anno di corso a cui fa riferimento l’orario.</w:t>
-            </w:r>
-          </w:p>
-        </w:tc>
-        <w:tc>
-          <w:tcPr>
-            <w:tcW w:w="2850" w:type="dxa"/>
-          </w:tcPr>
-          <w:p>
-            <w:pPr>
-              <w:rPr>
-                <w:rFonts w:eastAsia="Arial" w:cs="Arial"/>
-              </w:rPr>
-            </w:pPr>
-            <w:r>
-              <w:rPr>
-                <w:rFonts w:eastAsia="Arial" w:cs="Arial"/>
-              </w:rPr>
-              <w:t>Anche se non richiesto ci è fondamentale sapere l’anno a cui si riferisce l’orario (1,2,3…).</w:t>
-            </w:r>
-          </w:p>
-        </w:tc>
-      </w:tr>
-      <w:tr>
-        <w:tc>
-          <w:tcPr>
-            <w:tcW w:w="2123" w:type="dxa"/>
-          </w:tcPr>
-          <w:p>
-            <w:r>
-              <w:t>anno</w:t>
-            </w:r>
-          </w:p>
-        </w:tc>
-        <w:tc>
-          <w:tcPr>
-            <w:tcW w:w="2757" w:type="dxa"/>
-          </w:tcPr>
-          <w:p>
-            <w:r>
-              <w:t>int</w:t>
-            </w:r>
-          </w:p>
-        </w:tc>
-        <w:tc>
-          <w:tcPr>
-            <w:tcW w:w="1898" w:type="dxa"/>
-          </w:tcPr>
-          <w:p>
-            <w:r>
-              <w:t>Anno di corso nel quale si deve seguire l’insegnamento.</w:t>
-            </w:r>
-          </w:p>
-        </w:tc>
-        <w:tc>
-          <w:tcPr>
-            <w:tcW w:w="2850" w:type="dxa"/>
-          </w:tcPr>
-          <w:p>
-            <w:pPr>
-              <w:rPr>
-                <w:rFonts w:eastAsia="Arial" w:cs="Arial"/>
-              </w:rPr>
-            </w:pPr>
-            <w:r>
-              <w:rPr>
-                <w:rFonts w:eastAsia="Arial" w:cs="Arial"/>
-              </w:rPr>
-              <w:t>Come richiesto dalla traccia</w:t>
-            </w:r>
-          </w:p>
-        </w:tc>
-      </w:tr>
-      <w:tr>
-        <w:tc>
-          <w:tcPr>
-            <w:tcW w:w="2123" w:type="dxa"/>
-          </w:tcPr>
-          <w:p>
-            <w:r>
-              <w:t>Docente_Titolare</w:t>
-            </w:r>
-          </w:p>
-        </w:tc>
-        <w:tc>
-          <w:tcPr>
-            <w:tcW w:w="2757" w:type="dxa"/>
-          </w:tcPr>
-          <w:p>
-            <w:r>
-              <w:t>String</w:t>
-            </w:r>
-          </w:p>
-        </w:tc>
-        <w:tc>
-          <w:tcPr>
-            <w:tcW w:w="1898" w:type="dxa"/>
-          </w:tcPr>
-          <w:p>
-            <w:r>
-              <w:t>Nome e cognome del docente titolare dell’insegnamento.</w:t>
-            </w:r>
-          </w:p>
-        </w:tc>
-        <w:tc>
-          <w:tcPr>
-            <w:tcW w:w="2850" w:type="dxa"/>
-          </w:tcPr>
-          <w:p>
-            <w:pPr>
-              <w:rPr>
-                <w:rFonts w:eastAsia="Arial" w:cs="Arial"/>
-              </w:rPr>
-            </w:pPr>
-            <w:r>
-              <w:rPr>
-                <w:rFonts w:eastAsia="Arial" w:cs="Arial"/>
-              </w:rPr>
-              <w:t>Potrebbe essere anche tipo docente, ma rimane coerente a quanto viene richiesto dalla traccia.</w:t>
-            </w:r>
-          </w:p>
-        </w:tc>
-      </w:tr>
-      <w:tr>
-        <w:tc>
-          <w:tcPr>
-            <w:tcW w:w="2123" w:type="dxa"/>
-          </w:tcPr>
-          <w:p>
-            <w:r>
-              <w:t xml:space="preserve">AULEDISP                   </w:t>
-            </w:r>
-          </w:p>
-        </w:tc>
-        <w:tc>
-          <w:tcPr>
-            <w:tcW w:w="2757" w:type="dxa"/>
-          </w:tcPr>
-          <w:p>
-            <w:r>
-              <w:t>List&lt;String&gt;</w:t>
-            </w:r>
-          </w:p>
-        </w:tc>
-        <w:tc>
-          <w:tcPr>
-            <w:tcW w:w="1898" w:type="dxa"/>
-          </w:tcPr>
-          <w:p>
-            <w:r>
-              <w:t>Aule disponibili per le lezioni di quello specifico insegnamento.</w:t>
-            </w:r>
-          </w:p>
-        </w:tc>
-        <w:tc>
-          <w:tcPr>
-            <w:tcW w:w="2850" w:type="dxa"/>
-          </w:tcPr>
-          <w:p>
-            <w:pPr>
-              <w:rPr>
-                <w:rFonts w:eastAsia="Arial" w:cs="Arial"/>
-              </w:rPr>
-            </w:pPr>
-            <w:r>
-              <w:rPr>
-                <w:rFonts w:eastAsia="Arial" w:cs="Arial"/>
-              </w:rPr>
-              <w:t>Come richiesto dalla traccia.</w:t>
-            </w:r>
-          </w:p>
-        </w:tc>
-      </w:tr>
-    </w:tbl>
-    <w:p>
-      <w:pPr>
-        <w:rPr>
-          <w:sz w:val="24"/>
-          <w:szCs w:val="24"/>
-        </w:rPr>
-      </w:pPr>
-    </w:p>
-    <w:p>
-      <w:pPr>
-        <w:rPr>
-          <w:sz w:val="24"/>
-          <w:szCs w:val="24"/>
-        </w:rPr>
-      </w:pPr>
-      <w:r>
-        <w:rPr>
-          <w:sz w:val="24"/>
-          <w:szCs w:val="24"/>
-        </w:rPr>
-        <w:t xml:space="preserve">Nota progettuale: nel codice viene implementata come una classe ma ci è più comodo tenerla così poiché in futuro potrebbe esserci utile introdurre nuovi metodi in </w:t>
-      </w:r>
-      <w:r>
-        <w:rPr>
-          <w:sz w:val="24"/>
-          <w:szCs w:val="24"/>
-        </w:rPr>
-        <w:t xml:space="preserve">essa. (è probabile che in seguito venga definita come un’entità e abbia associazioni con docente (1 a N), </w:t>
-      </w:r>
-      <w:r>
-        <w:rPr>
-          <w:sz w:val="24"/>
-          <w:szCs w:val="24"/>
-        </w:rPr>
-        <w:t>lezione (</w:t>
-      </w:r>
-      <w:r>
-        <w:rPr>
-          <w:sz w:val="24"/>
-          <w:szCs w:val="24"/>
-        </w:rPr>
-        <w:t>N a 1 insegnamento, un lezione fa riferimento a un solo insegnamento e un insegnamento più far riferimento a più lezioni), e responsabile(1 a N).</w:t>
-      </w:r>
-    </w:p>
-    <w:p>
-      <w:pPr>
-        <w:rPr>
-          <w:sz w:val="24"/>
-          <w:szCs w:val="24"/>
-        </w:rPr>
-      </w:pPr>
     </w:p>
     <w:p>
       <w:pPr>
@@ -4332,7 +4246,6 @@
         <w:pStyle w:val="Titolo1"/>
       </w:pPr>
       <w:r>
-        <w:lastRenderedPageBreak/>
         <w:t xml:space="preserve">5. </w:t>
       </w:r>
       <w:r>
@@ -4340,21 +4253,35 @@
       </w:r>
     </w:p>
     <w:p>
+      <w:pPr>
+        <w:rPr>
+          <w:noProof/>
+        </w:rPr>
+      </w:pPr>
       <w:r>
         <w:t>Di seguito vengono spiegate nel dettaglio le</w:t>
       </w:r>
       <w:r>
         <w:t xml:space="preserve"> associazioni presenti nel class diagram sottostante</w:t>
       </w:r>
-      <w:r>
+    </w:p>
+    <w:p>
+      <w:pPr>
         <w:rPr>
           <w:noProof/>
         </w:rPr>
+      </w:pPr>
+    </w:p>
+    <w:p>
+      <w:r>
+        <w:rPr>
+          <w:noProof/>
+        </w:rPr>
         <w:drawing>
-          <wp:inline distT="0" distB="0" distL="0" distR="0" wp14:anchorId="74CAAD97" wp14:editId="7CBBEDDD">
-            <wp:extent cx="6111240" cy="3253740"/>
-            <wp:effectExtent l="0" t="0" r="3810" b="3810"/>
-            <wp:docPr id="1107830538" name="Immagine 1"/>
+          <wp:inline distT="0" distB="0" distL="0" distR="0" wp14:anchorId="733B8ED8" wp14:editId="4D70471C">
+            <wp:extent cx="6120130" cy="2856865"/>
+            <wp:effectExtent l="0" t="0" r="0" b="635"/>
+            <wp:docPr id="433923958" name="Immagine 3"/>
             <wp:cNvGraphicFramePr>
               <a:graphicFrameLocks xmlns:a="http://schemas.openxmlformats.org/drawingml/2006/main" noChangeAspect="1"/>
             </wp:cNvGraphicFramePr>
@@ -4362,36 +4289,29 @@
               <a:graphicData uri="http://schemas.openxmlformats.org/drawingml/2006/picture">
                 <pic:pic xmlns:pic="http://schemas.openxmlformats.org/drawingml/2006/picture">
                   <pic:nvPicPr>
-                    <pic:cNvPr id="0" name="Picture 1"/>
-                    <pic:cNvPicPr>
-                      <a:picLocks noChangeAspect="1" noChangeArrowheads="1"/>
-                    </pic:cNvPicPr>
+                    <pic:cNvPr id="433923958" name="Immagine 433923958"/>
+                    <pic:cNvPicPr/>
                   </pic:nvPicPr>
                   <pic:blipFill>
-                    <a:blip r:embed="rId6">
+                    <a:blip r:embed="rId6" cstate="print">
                       <a:extLst>
                         <a:ext uri="{28A0092B-C50C-407E-A947-70E740481C1C}">
                           <a14:useLocalDpi xmlns:a14="http://schemas.microsoft.com/office/drawing/2010/main" val="0"/>
                         </a:ext>
                       </a:extLst>
                     </a:blip>
-                    <a:srcRect/>
                     <a:stretch>
                       <a:fillRect/>
                     </a:stretch>
                   </pic:blipFill>
-                  <pic:spPr bwMode="auto">
+                  <pic:spPr>
                     <a:xfrm>
                       <a:off x="0" y="0"/>
-                      <a:ext cx="6111240" cy="3253740"/>
+                      <a:ext cx="6120130" cy="2856865"/>
                     </a:xfrm>
                     <a:prstGeom prst="rect">
                       <a:avLst/>
                     </a:prstGeom>
-                    <a:noFill/>
-                    <a:ln>
-                      <a:noFill/>
-                    </a:ln>
                   </pic:spPr>
                 </pic:pic>
               </a:graphicData>
@@ -4444,8 +4364,13 @@
         <w:t xml:space="preserve"> Docente. </w:t>
       </w:r>
       <w:r>
-        <w:t>La relazione è 1:N</w:t>
-      </w:r>
+        <w:t xml:space="preserve">La relazione è </w:t>
+      </w:r>
+      <w:proofErr w:type="gramStart"/>
+      <w:r>
+        <w:t>1:N</w:t>
+      </w:r>
+      <w:proofErr w:type="gramEnd"/>
       <w:r>
         <w:t xml:space="preserve"> , cardinalità (1,1) dal lato del docente, invece per SPOSTAMENTO_LEZIONE le cardinalità sono (0, N).</w:t>
       </w:r>
@@ -4482,8 +4407,13 @@
         <w:t>LEZIONE</w:t>
       </w:r>
       <w:r>
-        <w:t xml:space="preserve"> è tenuta da esattamente un docente. La relazione è 1:N</w:t>
-      </w:r>
+        <w:t xml:space="preserve"> è tenuta da esattamente un docente. La relazione è </w:t>
+      </w:r>
+      <w:proofErr w:type="gramStart"/>
+      <w:r>
+        <w:t>1:N</w:t>
+      </w:r>
+      <w:proofErr w:type="gramEnd"/>
       <w:r>
         <w:t>, con cardinalità (1,1) dal lato del docente, invece per LEZIONE le cardinalità sono (0, N).</w:t>
       </w:r>
@@ -4494,6 +4424,7 @@
         <w:pStyle w:val="Titolo2"/>
       </w:pPr>
       <w:r>
+        <w:lastRenderedPageBreak/>
         <w:t xml:space="preserve">5.3 </w:t>
       </w:r>
       <w:r>
@@ -4544,10 +4475,26 @@
         <w:t>Responsabile. La</w:t>
       </w:r>
       <w:r>
-        <w:t xml:space="preserve"> relazione è 1:N con cardinalità dal lato del responsabile (0,1), la partecipazione minima è ze</w:t>
-      </w:r>
-      <w:r>
-        <w:t>ro e non uno per permettere al sistema di istanziare una richiesta anche se non è sta ancora valutata dal responsabile, altrimenti ogni richiesta di spostamento potrebbe esistere solamente se già valutata. Dal lato di SPOSTAMENTO la cardinalità è (0,N).</w:t>
+        <w:t xml:space="preserve"> relazione è </w:t>
+      </w:r>
+      <w:proofErr w:type="gramStart"/>
+      <w:r>
+        <w:t>1:N</w:t>
+      </w:r>
+      <w:proofErr w:type="gramEnd"/>
+      <w:r>
+        <w:t xml:space="preserve"> con cardinalità dal lato del responsabile (0,1), la partecipazione minima è ze</w:t>
+      </w:r>
+      <w:r>
+        <w:t>ro e non uno per permettere al sistema di istanziare una richiesta anche se non è sta ancora valutata dal responsabile, altrimenti ogni richiesta di spostamento potrebbe esistere solamente se già valutata. Dal lato di SPOSTAMENTO la cardinalità è (</w:t>
+      </w:r>
+      <w:proofErr w:type="gramStart"/>
+      <w:r>
+        <w:t>0,N</w:t>
+      </w:r>
+      <w:proofErr w:type="gramEnd"/>
+      <w:r>
+        <w:t>).</w:t>
       </w:r>
     </w:p>
     <w:p>
@@ -4563,7 +4510,6 @@
         <w:pStyle w:val="Titolo2"/>
       </w:pPr>
       <w:r>
-        <w:lastRenderedPageBreak/>
         <w:t xml:space="preserve">5.4 </w:t>
       </w:r>
       <w:r>
@@ -4622,7 +4568,15 @@
     </w:p>
     <w:p>
       <w:r>
-        <w:t>Uno STUDENTE può visualizzare il proprio orario tramite il metodo VisualizzaOrario(). La relazione tra STUDENTE e ORARIO è N:M: uno studente può seguire più orari (per diversi anni o corsi) e un orario può essere condiviso tra più studenti.</w:t>
+        <w:t xml:space="preserve">Uno STUDENTE può visualizzare il proprio orario tramite il metodo </w:t>
+      </w:r>
+      <w:proofErr w:type="gramStart"/>
+      <w:r>
+        <w:t>VisualizzaOrario(</w:t>
+      </w:r>
+      <w:proofErr w:type="gramEnd"/>
+      <w:r>
+        <w:t>). La relazione tra STUDENTE e ORARIO è N:M: uno studente può seguire più orari (per diversi anni o corsi) e un orario può essere condiviso tra più studenti.</w:t>
       </w:r>
     </w:p>
     <w:p/>
@@ -4660,7 +4614,15 @@
         <w:t>. Una lezione appartiene a esattamente un orario.</w:t>
       </w:r>
       <w:r>
-        <w:t xml:space="preserve"> Quindi la relazione è 1:N. La cardinalità d</w:t>
+        <w:t xml:space="preserve"> Quindi la relazione è </w:t>
+      </w:r>
+      <w:proofErr w:type="gramStart"/>
+      <w:r>
+        <w:t>1:N.</w:t>
+      </w:r>
+      <w:proofErr w:type="gramEnd"/>
+      <w:r>
+        <w:t xml:space="preserve"> La cardinalità d</w:t>
       </w:r>
     </w:p>
     <w:p/>
@@ -4680,7 +4642,23 @@
     </w:p>
     <w:p>
       <w:r>
-        <w:t>Il RESPONSABILE gestisce un elenco di insegnamenti attivi (InsegnAttivo: Elenco [0..n]). Tramite il metodo definisceInsegnamenti() il responsabile aggiunge, modifica o rimuove insegnamenti dall'elenco.</w:t>
+        <w:t>Il RESPONSABILE gestisce un elenco di insegnamenti attivi (InsegnAttivo: Elenco [</w:t>
+      </w:r>
+      <w:proofErr w:type="gramStart"/>
+      <w:r>
+        <w:t>0..</w:t>
+      </w:r>
+      <w:proofErr w:type="gramEnd"/>
+      <w:r>
+        <w:t xml:space="preserve">n]). Tramite il metodo </w:t>
+      </w:r>
+      <w:proofErr w:type="gramStart"/>
+      <w:r>
+        <w:t>definisceInsegnamenti(</w:t>
+      </w:r>
+      <w:proofErr w:type="gramEnd"/>
+      <w:r>
+        <w:t>) il responsabile aggiunge, modifica o rimuove insegnamenti dall'elenco.</w:t>
       </w:r>
     </w:p>
     <w:sectPr>
@@ -4694,7 +4672,7 @@
 </file>
 
 <file path=word/numbering.xml><?xml version="1.0" encoding="utf-8"?>
-<w:numbering xmlns:wpc="http://schemas.microsoft.com/office/word/2010/wordprocessingCanvas" xmlns:cx="http://schemas.microsoft.com/office/drawing/2014/chartex" xmlns:cx1="http://schemas.microsoft.com/office/drawing/2015/9/8/chartex" xmlns:cx2="http://schemas.microsoft.com/office/drawing/2015/10/21/chartex" xmlns:cx3="http://schemas.microsoft.com/office/drawing/2016/5/9/chartex" xmlns:cx4="http://schemas.microsoft.com/office/drawing/2016/5/10/chartex" xmlns:cx5="http://schemas.microsoft.com/office/drawing/2016/5/11/chartex" xmlns:cx6="http://schemas.microsoft.com/office/drawing/2016/5/12/chartex" xmlns:cx7="http://schemas.microsoft.com/office/drawing/2016/5/13/chartex" xmlns:cx8="http://schemas.microsoft.com/office/drawing/2016/5/14/chartex" xmlns:mc="http://schemas.openxmlformats.org/markup-compatibility/2006" xmlns:aink="http://schemas.microsoft.com/office/drawing/2016/ink" xmlns:am3d="http://schemas.microsoft.com/office/drawing/2017/model3d" xmlns:o="urn:schemas-microsoft-com:office:office" xmlns:oel="http://schemas.microsoft.com/office/2019/extlst" xmlns:r="http://schemas.openxmlformats.org/officeDocument/2006/relationships" xmlns:m="http://schemas.openxmlformats.org/officeDocument/2006/math" xmlns:v="urn:schemas-microsoft-com:vml" xmlns:wp14="http://schemas.microsoft.com/office/word/2010/wordprocessingDrawing" xmlns:wp="http://schemas.openxmlformats.org/drawingml/2006/wordprocessingDrawing" xmlns:w10="urn:schemas-microsoft-com:office:word" xmlns:w="http://schemas.openxmlformats.org/wordprocessingml/2006/main" xmlns:w14="http://schemas.microsoft.com/office/word/2010/wordml" xmlns:w15="http://schemas.microsoft.com/office/word/2012/wordml" xmlns:w16cex="http://schemas.microsoft.com/office/word/2018/wordml/cex" xmlns:w16cid="http://schemas.microsoft.com/office/word/2016/wordml/cid" xmlns:w16="http://schemas.microsoft.com/office/word/2018/wordml" xmlns:w16du="http://schemas.microsoft.com/office/word/2023/wordml/word16du" xmlns:w16sdtdh="http://schemas.microsoft.com/office/word/2020/wordml/sdtdatahash" xmlns:w16se="http://schemas.microsoft.com/office/word/2015/wordml/symex" xmlns:wpg="http://schemas.microsoft.com/office/word/2010/wordprocessingGroup" xmlns:wpi="http://schemas.microsoft.com/office/word/2010/wordprocessingInk" xmlns:wne="http://schemas.microsoft.com/office/word/2006/wordml" xmlns:wps="http://schemas.microsoft.com/office/word/2010/wordprocessingShape" mc:Ignorable="w14 w15 w16se w16cid w16 w16cex w16sdtdh w16du wp14">
+<w:numbering xmlns:wpc="http://schemas.microsoft.com/office/word/2010/wordprocessingCanvas" xmlns:cx="http://schemas.microsoft.com/office/drawing/2014/chartex" xmlns:cx1="http://schemas.microsoft.com/office/drawing/2015/9/8/chartex" xmlns:cx2="http://schemas.microsoft.com/office/drawing/2015/10/21/chartex" xmlns:cx3="http://schemas.microsoft.com/office/drawing/2016/5/9/chartex" xmlns:cx4="http://schemas.microsoft.com/office/drawing/2016/5/10/chartex" xmlns:cx5="http://schemas.microsoft.com/office/drawing/2016/5/11/chartex" xmlns:cx6="http://schemas.microsoft.com/office/drawing/2016/5/12/chartex" xmlns:cx7="http://schemas.microsoft.com/office/drawing/2016/5/13/chartex" xmlns:cx8="http://schemas.microsoft.com/office/drawing/2016/5/14/chartex" xmlns:mc="http://schemas.openxmlformats.org/markup-compatibility/2006" xmlns:aink="http://schemas.microsoft.com/office/drawing/2016/ink" xmlns:am3d="http://schemas.microsoft.com/office/drawing/2017/model3d" xmlns:o="urn:schemas-microsoft-com:office:office" xmlns:oel="http://schemas.microsoft.com/office/2019/extlst" xmlns:r="http://schemas.openxmlformats.org/officeDocument/2006/relationships" xmlns:m="http://schemas.openxmlformats.org/officeDocument/2006/math" xmlns:v="urn:schemas-microsoft-com:vml" xmlns:wp14="http://schemas.microsoft.com/office/word/2010/wordprocessingDrawing" xmlns:wp="http://schemas.openxmlformats.org/drawingml/2006/wordprocessingDrawing" xmlns:w10="urn:schemas-microsoft-com:office:word" xmlns:w="http://schemas.openxmlformats.org/wordprocessingml/2006/main" xmlns:w14="http://schemas.microsoft.com/office/word/2010/wordml" xmlns:w15="http://schemas.microsoft.com/office/word/2012/wordml" xmlns:w16cei="http://schemas.microsoft.com/office/word/2026/wordml/cei" xmlns:w16cex="http://schemas.microsoft.com/office/word/2018/wordml/cex" xmlns:w16cid="http://schemas.microsoft.com/office/word/2016/wordml/cid" xmlns:w16="http://schemas.microsoft.com/office/word/2018/wordml" xmlns:w16du="http://schemas.microsoft.com/office/word/2023/wordml/word16du" xmlns:w16sdtdh="http://schemas.microsoft.com/office/word/2020/wordml/sdtdatahash" xmlns:w16sdtfl="http://schemas.microsoft.com/office/word/2024/wordml/sdtformatlock" xmlns:w16se="http://schemas.microsoft.com/office/word/2015/wordml/symex" xmlns:wpg="http://schemas.microsoft.com/office/word/2010/wordprocessingGroup" xmlns:wpi="http://schemas.microsoft.com/office/word/2010/wordprocessingInk" xmlns:wne="http://schemas.microsoft.com/office/word/2006/wordml" xmlns:wps="http://schemas.microsoft.com/office/word/2010/wordprocessingShape" mc:Ignorable="w14 w15 w16se w16cid w16 w16cex w16sdtdh w16sdtfl w16du wp14">
   <w:abstractNum w:abstractNumId="0" w15:restartNumberingAfterBreak="0">
     <w:nsid w:val="2CAA1FF4"/>
     <w:multiLevelType w:val="hybridMultilevel"/>
@@ -4827,7 +4805,7 @@
 </file>
 
 <file path=word/styles.xml><?xml version="1.0" encoding="utf-8"?>
-<w:styles xmlns:mc="http://schemas.openxmlformats.org/markup-compatibility/2006" xmlns:r="http://schemas.openxmlformats.org/officeDocument/2006/relationships" xmlns:w="http://schemas.openxmlformats.org/wordprocessingml/2006/main" xmlns:w14="http://schemas.microsoft.com/office/word/2010/wordml" xmlns:w15="http://schemas.microsoft.com/office/word/2012/wordml" xmlns:w16cex="http://schemas.microsoft.com/office/word/2018/wordml/cex" xmlns:w16cid="http://schemas.microsoft.com/office/word/2016/wordml/cid" xmlns:w16="http://schemas.microsoft.com/office/word/2018/wordml" xmlns:w16du="http://schemas.microsoft.com/office/word/2023/wordml/word16du" xmlns:w16sdtdh="http://schemas.microsoft.com/office/word/2020/wordml/sdtdatahash" xmlns:w16se="http://schemas.microsoft.com/office/word/2015/wordml/symex" mc:Ignorable="w14 w15 w16se w16cid w16 w16cex w16sdtdh w16du">
+<w:styles xmlns:mc="http://schemas.openxmlformats.org/markup-compatibility/2006" xmlns:r="http://schemas.openxmlformats.org/officeDocument/2006/relationships" xmlns:w="http://schemas.openxmlformats.org/wordprocessingml/2006/main" xmlns:w14="http://schemas.microsoft.com/office/word/2010/wordml" xmlns:w15="http://schemas.microsoft.com/office/word/2012/wordml" xmlns:w16cex="http://schemas.microsoft.com/office/word/2018/wordml/cex" xmlns:w16cid="http://schemas.microsoft.com/office/word/2016/wordml/cid" xmlns:w16="http://schemas.microsoft.com/office/word/2018/wordml" xmlns:w16du="http://schemas.microsoft.com/office/word/2023/wordml/word16du" xmlns:w16sdtdh="http://schemas.microsoft.com/office/word/2020/wordml/sdtdatahash" xmlns:w16sdtfl="http://schemas.microsoft.com/office/word/2024/wordml/sdtformatlock" xmlns:w16se="http://schemas.microsoft.com/office/word/2015/wordml/symex" mc:Ignorable="w14 w15 w16se w16cid w16 w16cex w16sdtdh w16sdtfl w16du">
   <w:docDefaults>
     <w:rPrDefault>
       <w:rPr>
